--- a/docs/paper.docx
+++ b/docs/paper.docx
@@ -5,73 +5,331 @@
     <w:p>
       <w:pPr>
         <w:pStyle w:val="1"/>
+        <w:rPr>
+          <w:lang w:val="ru-RU"/>
+        </w:rPr>
       </w:pPr>
       <w:bookmarkStart w:id="0" w:name="Xe2e6dac19651cf176f2e6ac0b392ebf0476f0cf"/>
       <w:r>
+        <w:rPr>
+          <w:lang w:val="ru-RU"/>
+        </w:rPr>
         <w:t>Программный модуль для повторной идентификации объектов в видеопотоке с камер видеонаблюдения</w:t>
       </w:r>
     </w:p>
     <w:p>
       <w:pPr>
         <w:pStyle w:val="FirstParagraph"/>
-      </w:pPr>
-      <w:r>
-        <w:t>Ключевые слова: видеонаблюдение, повторная идентификация, нейронные сети, RGB-IR, модальность</w:t>
+        <w:rPr>
+          <w:lang w:val="ru-RU"/>
+        </w:rPr>
+      </w:pPr>
+      <w:r>
+        <w:rPr>
+          <w:lang w:val="ru-RU"/>
+        </w:rPr>
+        <w:t xml:space="preserve">Ключевые слова: видеонаблюдение, повторная идентификация, нейронные сети, </w:t>
+      </w:r>
+      <w:r>
+        <w:t>RGB</w:t>
+      </w:r>
+      <w:r>
+        <w:rPr>
+          <w:lang w:val="ru-RU"/>
+        </w:rPr>
+        <w:t>-</w:t>
+      </w:r>
+      <w:r>
+        <w:t>IR</w:t>
+      </w:r>
+      <w:r>
+        <w:rPr>
+          <w:lang w:val="ru-RU"/>
+        </w:rPr>
+        <w:t>, модальность</w:t>
       </w:r>
     </w:p>
     <w:p>
       <w:pPr>
         <w:pStyle w:val="2"/>
+        <w:rPr>
+          <w:lang w:val="ru-RU"/>
+        </w:rPr>
       </w:pPr>
       <w:bookmarkStart w:id="1" w:name="аннотация"/>
       <w:r>
+        <w:rPr>
+          <w:lang w:val="ru-RU"/>
+        </w:rPr>
         <w:t>Аннотация</w:t>
       </w:r>
     </w:p>
     <w:p>
       <w:pPr>
         <w:pStyle w:val="FirstParagraph"/>
-      </w:pPr>
-      <w:r>
-        <w:t>В работе проанализирована проблема автоматической идентификации человека в системах видеонаблюдения при переключении камер в ночной инфракрасный режим. Рассмотрены существующие подходы к кросс-модальной (RGB-IR) повторной идентификации человека в системах видеонаблюдения и проведен сравнительный анализ современных методов, использующих генеративные сети, семантические подсказки, структурный анализ и аугментацию данных. На основе выработанных критериев (Механизм выравнивания модальностей, Rank-1, mAP) выбран метод, использующий генерацию промежуточных представлений. Предложена архитектура программного модуля, включающая подсистему детекции и модифицированный алгоритм сопоставления признаков, устойчивый к потере цветовой информации. Определены направления дальнейших исследований и тестирования разработанного решения.</w:t>
+        <w:rPr>
+          <w:lang w:val="ru-RU"/>
+        </w:rPr>
+      </w:pPr>
+      <w:r>
+        <w:rPr>
+          <w:lang w:val="ru-RU"/>
+        </w:rPr>
+        <w:t>В работе проанализирована проблема автоматической идентификации человека в системах видеонаблюдения при переключении камер в ночной инфракрасный режим. Рассмотрены существующие подходы к кросс-модальной (</w:t>
+      </w:r>
+      <w:r>
+        <w:t>RGB</w:t>
+      </w:r>
+      <w:r>
+        <w:rPr>
+          <w:lang w:val="ru-RU"/>
+        </w:rPr>
+        <w:t>-</w:t>
+      </w:r>
+      <w:r>
+        <w:t>IR</w:t>
+      </w:r>
+      <w:r>
+        <w:rPr>
+          <w:lang w:val="ru-RU"/>
+        </w:rPr>
+        <w:t xml:space="preserve">) повторной идентификации человека в системах видеонаблюдения и проведен сравнительный анализ современных методов, использующих генеративные сети, семантические подсказки, структурный анализ и аугментацию данных. На основе выработанных критериев (Механизм выравнивания модальностей, </w:t>
+      </w:r>
+      <w:r>
+        <w:t>Rank</w:t>
+      </w:r>
+      <w:r>
+        <w:rPr>
+          <w:lang w:val="ru-RU"/>
+        </w:rPr>
+        <w:t xml:space="preserve">-1, </w:t>
+      </w:r>
+      <w:r>
+        <w:t>mAP</w:t>
+      </w:r>
+      <w:r>
+        <w:rPr>
+          <w:lang w:val="ru-RU"/>
+        </w:rPr>
+        <w:t>) выбран метод, использующий генерацию промежуточных представлений. Предложена архитектура программного модуля, включающая подсистему детекции и модифицированный алгоритм сопоставления признаков, устойчивый к потере цветовой информации. Определены направления дальнейших исследований и тестирования разработанного решения.</w:t>
       </w:r>
     </w:p>
     <w:p>
       <w:pPr>
         <w:pStyle w:val="2"/>
+        <w:rPr>
+          <w:lang w:val="ru-RU"/>
+        </w:rPr>
       </w:pPr>
       <w:bookmarkStart w:id="2" w:name="введение"/>
       <w:bookmarkEnd w:id="1"/>
       <w:r>
+        <w:rPr>
+          <w:lang w:val="ru-RU"/>
+        </w:rPr>
         <w:t>Введение</w:t>
       </w:r>
     </w:p>
     <w:p>
       <w:pPr>
         <w:pStyle w:val="FirstParagraph"/>
-      </w:pPr>
-      <w:r>
-        <w:t>Активное распространение систем видеонаблюдения и круглосуточного мониторинга создает устойчивую потребность в автоматическом анализе видеоданных [1-3]. Ключевой задачей в этой области является повторная идентификация человека (Person Re-Identification, Re-ID) — процесс сопоставления изображений одного и того же человека с разных камер, непересекающихся по полю зрения.</w:t>
+        <w:rPr>
+          <w:lang w:val="ru-RU"/>
+        </w:rPr>
+      </w:pPr>
+      <w:r>
+        <w:rPr>
+          <w:lang w:val="ru-RU"/>
+        </w:rPr>
+        <w:t>Активное распространение систем видеонаблюдения и круглосуточного мониторинга создает устойчивую потребность в автоматическом анализе видеоданных [1-3]. Ключевой задачей в этой области является повторная идентификация человека (</w:t>
+      </w:r>
+      <w:r>
+        <w:t>Person</w:t>
+      </w:r>
+      <w:r>
+        <w:rPr>
+          <w:lang w:val="ru-RU"/>
+        </w:rPr>
+        <w:t xml:space="preserve"> </w:t>
+      </w:r>
+      <w:r>
+        <w:t>Re</w:t>
+      </w:r>
+      <w:r>
+        <w:rPr>
+          <w:lang w:val="ru-RU"/>
+        </w:rPr>
+        <w:t>-</w:t>
+      </w:r>
+      <w:r>
+        <w:t>Identification</w:t>
+      </w:r>
+      <w:r>
+        <w:rPr>
+          <w:lang w:val="ru-RU"/>
+        </w:rPr>
+        <w:t xml:space="preserve">, </w:t>
+      </w:r>
+      <w:r>
+        <w:t>Re</w:t>
+      </w:r>
+      <w:r>
+        <w:rPr>
+          <w:lang w:val="ru-RU"/>
+        </w:rPr>
+        <w:t>-</w:t>
+      </w:r>
+      <w:r>
+        <w:t>ID</w:t>
+      </w:r>
+      <w:r>
+        <w:rPr>
+          <w:lang w:val="ru-RU"/>
+        </w:rPr>
+        <w:t>) — процесс сопоставления изображений одного и того же человека с разных камер, непересекающихся по полю зрения.</w:t>
       </w:r>
     </w:p>
     <w:p>
       <w:pPr>
         <w:pStyle w:val="a0"/>
-      </w:pPr>
-      <w:r>
-        <w:t>Большинство современных камер видеонаблюдения в условиях недостаточной освещенности автоматически переключаются в режим инфракрасной съемки (IR-режим), что приводит к потере цветовой информации, на которую опираются стандартные алгоритмы повторной идентификации. Исследования показывают, что точность базовых моделей при смене спектра с видимого (RGB) на инфракрасный падает на 30–40% [4]. Задача кросс-модальной идентификации в условиях смены RGB-IR режимов съемки называется Visible-Infrared ReID (VI-ReID). Существующие методы пытаются решить эту проблему с помощью генеративных сетей (GAN), механизмов внимания и аугментации данных [5], однако многие из них представлены только теоретическими схемами или программным кодом осуществления обучения и тестирования на определенных наборах данных, что делает такие методы сложными для внедрения в реальные системы.</w:t>
+        <w:rPr>
+          <w:lang w:val="ru-RU"/>
+        </w:rPr>
+      </w:pPr>
+      <w:r>
+        <w:rPr>
+          <w:lang w:val="ru-RU"/>
+        </w:rPr>
+        <w:t>Большинство современных камер видеонаблюдения в условиях недостаточной освещенности автоматически переключаются в режим инфракрасной съемки (</w:t>
+      </w:r>
+      <w:r>
+        <w:t>IR</w:t>
+      </w:r>
+      <w:r>
+        <w:rPr>
+          <w:lang w:val="ru-RU"/>
+        </w:rPr>
+        <w:t>-режим), что приводит к потере цветовой информации, на которую опираются стандартные алгоритмы повторной идентификации. Исследования показывают, что точность базовых моделей при смене спектра с видимого (</w:t>
+      </w:r>
+      <w:r>
+        <w:t>RGB</w:t>
+      </w:r>
+      <w:r>
+        <w:rPr>
+          <w:lang w:val="ru-RU"/>
+        </w:rPr>
+        <w:t xml:space="preserve">) на инфракрасный падает на 30–40% [4]. Задача кросс-модальной идентификации в условиях смены </w:t>
+      </w:r>
+      <w:r>
+        <w:t>RGB</w:t>
+      </w:r>
+      <w:r>
+        <w:rPr>
+          <w:lang w:val="ru-RU"/>
+        </w:rPr>
+        <w:t>-</w:t>
+      </w:r>
+      <w:r>
+        <w:t>IR</w:t>
+      </w:r>
+      <w:r>
+        <w:rPr>
+          <w:lang w:val="ru-RU"/>
+        </w:rPr>
+        <w:t xml:space="preserve"> режимов съемки называется </w:t>
+      </w:r>
+      <w:r>
+        <w:t>Visible</w:t>
+      </w:r>
+      <w:r>
+        <w:rPr>
+          <w:lang w:val="ru-RU"/>
+        </w:rPr>
+        <w:t>-</w:t>
+      </w:r>
+      <w:r>
+        <w:t>Infrared</w:t>
+      </w:r>
+      <w:r>
+        <w:rPr>
+          <w:lang w:val="ru-RU"/>
+        </w:rPr>
+        <w:t xml:space="preserve"> </w:t>
+      </w:r>
+      <w:r>
+        <w:t>ReID</w:t>
+      </w:r>
+      <w:r>
+        <w:rPr>
+          <w:lang w:val="ru-RU"/>
+        </w:rPr>
+        <w:t xml:space="preserve"> (</w:t>
+      </w:r>
+      <w:r>
+        <w:t>VI</w:t>
+      </w:r>
+      <w:r>
+        <w:rPr>
+          <w:lang w:val="ru-RU"/>
+        </w:rPr>
+        <w:t>-</w:t>
+      </w:r>
+      <w:r>
+        <w:t>ReID</w:t>
+      </w:r>
+      <w:r>
+        <w:rPr>
+          <w:lang w:val="ru-RU"/>
+        </w:rPr>
+        <w:t>). Существующие методы пытаются решить эту проблему с помощью генеративных сетей (</w:t>
+      </w:r>
+      <w:r>
+        <w:t>GAN</w:t>
+      </w:r>
+      <w:r>
+        <w:rPr>
+          <w:lang w:val="ru-RU"/>
+        </w:rPr>
+        <w:t>), механизмов внимания и аугментации данных [5], однако многие из них представлены только теоретическими схемами или программным кодом осуществления обучения и тестирования на определенных наборах данных, что делает такие методы сложными для внедрения в реальные системы.</w:t>
       </w:r>
     </w:p>
     <w:p>
       <w:pPr>
         <w:pStyle w:val="a0"/>
-      </w:pPr>
-      <w:r>
+        <w:rPr>
+          <w:lang w:val="ru-RU"/>
+        </w:rPr>
+      </w:pPr>
+      <w:r>
+        <w:rPr>
+          <w:lang w:val="ru-RU"/>
+        </w:rPr>
         <w:t xml:space="preserve">Объектом данного исследования является процесс повторной идентификации человека в видеопотоке с распределенных камер. Предметом исследования выступает </w:t>
       </w:r>
       <w:r>
+        <w:rPr>
+          <w:lang w:val="ru-RU"/>
+        </w:rPr>
         <w:lastRenderedPageBreak/>
-        <w:t>устойчивость методов идентификации к условиям изменения модальности (смены цветового спектра съемки с RGB на IR).</w:t>
+        <w:t xml:space="preserve">устойчивость методов идентификации к условиям изменения модальности (смены цветового спектра съемки с </w:t>
+      </w:r>
+      <w:r>
+        <w:t>RGB</w:t>
+      </w:r>
+      <w:r>
+        <w:rPr>
+          <w:lang w:val="ru-RU"/>
+        </w:rPr>
+        <w:t xml:space="preserve"> на </w:t>
+      </w:r>
+      <w:r>
+        <w:t>IR</w:t>
+      </w:r>
+      <w:r>
+        <w:rPr>
+          <w:lang w:val="ru-RU"/>
+        </w:rPr>
+        <w:t>).</w:t>
       </w:r>
     </w:p>
     <w:p>
@@ -79,7 +337,13 @@
         <w:pStyle w:val="a0"/>
       </w:pPr>
       <w:r>
-        <w:t>Целью работы является разработка программного модуля для повторной идентификации человека, устойчивого к переключению режимов съемки. Для достижения цели были решены следующие задачи:</w:t>
+        <w:rPr>
+          <w:lang w:val="ru-RU"/>
+        </w:rPr>
+        <w:t xml:space="preserve">Целью работы является разработка программного модуля для повторной идентификации человека, устойчивого к переключению режимов съемки. </w:t>
+      </w:r>
+      <w:r>
+        <w:t>Для достижения цели были решены следующие задачи:</w:t>
       </w:r>
     </w:p>
     <w:p>
@@ -89,8 +353,14 @@
           <w:ilvl w:val="0"/>
           <w:numId w:val="2"/>
         </w:numPr>
-      </w:pPr>
-      <w:r>
+        <w:rPr>
+          <w:lang w:val="ru-RU"/>
+        </w:rPr>
+      </w:pPr>
+      <w:r>
+        <w:rPr>
+          <w:lang w:val="ru-RU"/>
+        </w:rPr>
         <w:t>Проведен сравнительный анализ подходов к улучшению точности кросс-модальной идентификации.</w:t>
       </w:r>
     </w:p>
@@ -101,8 +371,14 @@
           <w:ilvl w:val="0"/>
           <w:numId w:val="2"/>
         </w:numPr>
-      </w:pPr>
-      <w:r>
+        <w:rPr>
+          <w:lang w:val="ru-RU"/>
+        </w:rPr>
+      </w:pPr>
+      <w:r>
+        <w:rPr>
+          <w:lang w:val="ru-RU"/>
+        </w:rPr>
         <w:t>Сформулированы критерии оценки эффективности методов.</w:t>
       </w:r>
     </w:p>
@@ -113,8 +389,14 @@
           <w:ilvl w:val="0"/>
           <w:numId w:val="2"/>
         </w:numPr>
-      </w:pPr>
-      <w:r>
+        <w:rPr>
+          <w:lang w:val="ru-RU"/>
+        </w:rPr>
+      </w:pPr>
+      <w:r>
+        <w:rPr>
+          <w:lang w:val="ru-RU"/>
+        </w:rPr>
         <w:t>Выполнен отбор наиболее перспективных архитектур.</w:t>
       </w:r>
     </w:p>
@@ -125,18 +407,30 @@
           <w:ilvl w:val="0"/>
           <w:numId w:val="2"/>
         </w:numPr>
-      </w:pPr>
-      <w:r>
+        <w:rPr>
+          <w:lang w:val="ru-RU"/>
+        </w:rPr>
+      </w:pPr>
+      <w:r>
+        <w:rPr>
+          <w:lang w:val="ru-RU"/>
+        </w:rPr>
         <w:t>Сформулированы рекомендации по построению программного модуля.</w:t>
       </w:r>
     </w:p>
     <w:p>
       <w:pPr>
         <w:pStyle w:val="2"/>
+        <w:rPr>
+          <w:lang w:val="ru-RU"/>
+        </w:rPr>
       </w:pPr>
       <w:bookmarkStart w:id="3" w:name="обзор-предметной-области"/>
       <w:bookmarkEnd w:id="2"/>
       <w:r>
+        <w:rPr>
+          <w:lang w:val="ru-RU"/>
+        </w:rPr>
         <w:t>Обзор предметной области</w:t>
       </w:r>
     </w:p>
@@ -145,7 +439,31 @@
         <w:pStyle w:val="FirstParagraph"/>
       </w:pPr>
       <w:r>
-        <w:t>Для решения задачи кросс-модальной идентификации был проведен поиск и анализ научных трудов за 2025 год, имеющих открытую реализацию или подробное описание архитектуры и протестированных на бенчмарке SYSU-MM01. Были рассмотрены следующие методы:</w:t>
+        <w:rPr>
+          <w:lang w:val="ru-RU"/>
+        </w:rPr>
+        <w:t xml:space="preserve">Для решения задачи кросс-модальной идентификации был проведен поиск и анализ научных трудов за 2025 год, имеющих открытую реализацию или подробное описание архитектуры и протестированных на бенчмарке </w:t>
+      </w:r>
+      <w:r>
+        <w:t>SYSU</w:t>
+      </w:r>
+      <w:r>
+        <w:rPr>
+          <w:lang w:val="ru-RU"/>
+        </w:rPr>
+        <w:t>-</w:t>
+      </w:r>
+      <w:r>
+        <w:t>MM</w:t>
+      </w:r>
+      <w:r>
+        <w:rPr>
+          <w:lang w:val="ru-RU"/>
+        </w:rPr>
+        <w:t xml:space="preserve">01. </w:t>
+      </w:r>
+      <w:r>
+        <w:t>Были рассмотрены следующие методы:</w:t>
       </w:r>
     </w:p>
     <w:p>
@@ -160,9 +478,24 @@
     <w:p>
       <w:pPr>
         <w:pStyle w:val="FirstParagraph"/>
-      </w:pPr>
-      <w:r>
-        <w:t>Данный метод реализует подход к обучению, при котором генерируется виртуальное «привилегированное» промежуточное представление, служащее мостом между видимой и инфракрасной модальностями. Ключевой особенностью является использование генеративного модуля (GAN) только на этапе обучения. Это позволяет трансформировать признаки видимого спектра в пространство, близкое к инфракрасному, без использования генератора на этапе тестирования, что приводит к сложному и долгому обучению, но повышает точность при тестировании, не замедляя работу системы.[6]</w:t>
+        <w:rPr>
+          <w:lang w:val="ru-RU"/>
+        </w:rPr>
+      </w:pPr>
+      <w:r>
+        <w:rPr>
+          <w:lang w:val="ru-RU"/>
+        </w:rPr>
+        <w:t>Данный метод реализует подход к обучению, при котором генерируется виртуальное «привилегированное» промежуточное представление, служащее мостом между видимой и инфракрасной модальностями. Ключевой особенностью является использование генеративного модуля (</w:t>
+      </w:r>
+      <w:r>
+        <w:t>GAN</w:t>
+      </w:r>
+      <w:r>
+        <w:rPr>
+          <w:lang w:val="ru-RU"/>
+        </w:rPr>
+        <w:t>) только на этапе обучения. Это позволяет трансформировать признаки видимого спектра в пространство, близкое к инфракрасному, без использования генератора на этапе тестирования, что приводит к сложному и долгому обучению, но повышает точность при тестировании, не замедляя работу системы.[6]</w:t>
       </w:r>
     </w:p>
     <w:p>
@@ -178,9 +511,51 @@
     <w:p>
       <w:pPr>
         <w:pStyle w:val="FirstParagraph"/>
-      </w:pPr>
-      <w:r>
-        <w:t>Метод FSRL фокусируется на извлечении среднеуровневых признаков, содержащих детальную семантическую информацию об идентификации (детали одежды, форма тела). Архитектура включает модули нормализации и компенсации модальностей (MNC), агрегации промежуточных признаков (IFA) и семантически согласованного обучения (SAFL). Подход направлен на повышение точности за счет использования устойчивых к смене модальности деталей, но требует большего количества параметров.[7]</w:t>
+        <w:rPr>
+          <w:lang w:val="ru-RU"/>
+        </w:rPr>
+      </w:pPr>
+      <w:r>
+        <w:rPr>
+          <w:lang w:val="ru-RU"/>
+        </w:rPr>
+        <w:t xml:space="preserve">Метод </w:t>
+      </w:r>
+      <w:r>
+        <w:t>FSRL</w:t>
+      </w:r>
+      <w:r>
+        <w:rPr>
+          <w:lang w:val="ru-RU"/>
+        </w:rPr>
+        <w:t xml:space="preserve"> фокусируется на извлечении среднеуровневых признаков, содержащих детальную семантическую информацию об идентификации (детали одежды, форма тела). Архитектура включает модули нормализации и компенсации модальностей (</w:t>
+      </w:r>
+      <w:r>
+        <w:t>MNC</w:t>
+      </w:r>
+      <w:r>
+        <w:rPr>
+          <w:lang w:val="ru-RU"/>
+        </w:rPr>
+        <w:t>), агрегации промежуточных признаков (</w:t>
+      </w:r>
+      <w:r>
+        <w:t>IFA</w:t>
+      </w:r>
+      <w:r>
+        <w:rPr>
+          <w:lang w:val="ru-RU"/>
+        </w:rPr>
+        <w:t>) и семантически согласованного обучения (</w:t>
+      </w:r>
+      <w:r>
+        <w:t>SAFL</w:t>
+      </w:r>
+      <w:r>
+        <w:rPr>
+          <w:lang w:val="ru-RU"/>
+        </w:rPr>
+        <w:t>). Подход направлен на повышение точности за счет использования устойчивых к смене модальности деталей, но требует большего количества параметров.[7]</w:t>
       </w:r>
     </w:p>
     <w:p>
@@ -196,13 +571,148 @@
     <w:p>
       <w:pPr>
         <w:pStyle w:val="FirstParagraph"/>
-      </w:pPr>
-      <w:r>
-        <w:t xml:space="preserve">Метод реализует двухпоточную архитектуру, нацеленную на захват структурных отношений между частями тела, инвариантных к модальности (эффективно используется структурная информация тела, которая не меняется с изменением модальности, позы или освещения). Метод использует стратегию Channel-Enhanced Sharing (CES), где видимые изображения случайным образом преобразуются для имитации одноканальных ИК-изображений, что повышает устойчивость к вариациям цвета. Архитектура включает модули Intra-Relation Learning (IRL) и Cross-Relation Learning </w:t>
-      </w:r>
-      <w:r>
+        <w:rPr>
+          <w:lang w:val="ru-RU"/>
+        </w:rPr>
+      </w:pPr>
+      <w:r>
+        <w:rPr>
+          <w:lang w:val="ru-RU"/>
+        </w:rPr>
+        <w:t xml:space="preserve">Метод реализует двухпоточную архитектуру, нацеленную на захват структурных отношений между частями тела, инвариантных к модальности (эффективно используется структурная информация тела, которая не меняется с изменением модальности, позы или освещения). Метод использует стратегию </w:t>
+      </w:r>
+      <w:r>
+        <w:t>Channel</w:t>
+      </w:r>
+      <w:r>
+        <w:rPr>
+          <w:lang w:val="ru-RU"/>
+        </w:rPr>
+        <w:t>-</w:t>
+      </w:r>
+      <w:r>
+        <w:t>Enhanced</w:t>
+      </w:r>
+      <w:r>
+        <w:rPr>
+          <w:lang w:val="ru-RU"/>
+        </w:rPr>
+        <w:t xml:space="preserve"> </w:t>
+      </w:r>
+      <w:r>
+        <w:t>Sharing</w:t>
+      </w:r>
+      <w:r>
+        <w:rPr>
+          <w:lang w:val="ru-RU"/>
+        </w:rPr>
+        <w:t xml:space="preserve"> (</w:t>
+      </w:r>
+      <w:r>
+        <w:t>CES</w:t>
+      </w:r>
+      <w:r>
+        <w:rPr>
+          <w:lang w:val="ru-RU"/>
+        </w:rPr>
+        <w:t xml:space="preserve">), где видимые изображения случайным образом преобразуются для имитации одноканальных ИК-изображений, что повышает устойчивость к вариациям цвета. Архитектура включает модули </w:t>
+      </w:r>
+      <w:r>
+        <w:t>Intra</w:t>
+      </w:r>
+      <w:r>
+        <w:rPr>
+          <w:lang w:val="ru-RU"/>
+        </w:rPr>
+        <w:t>-</w:t>
+      </w:r>
+      <w:r>
+        <w:t>Relation</w:t>
+      </w:r>
+      <w:r>
+        <w:rPr>
+          <w:lang w:val="ru-RU"/>
+        </w:rPr>
+        <w:t xml:space="preserve"> </w:t>
+      </w:r>
+      <w:r>
+        <w:t>Learning</w:t>
+      </w:r>
+      <w:r>
+        <w:rPr>
+          <w:lang w:val="ru-RU"/>
+        </w:rPr>
+        <w:t xml:space="preserve"> (</w:t>
+      </w:r>
+      <w:r>
+        <w:t>IRL</w:t>
+      </w:r>
+      <w:r>
+        <w:rPr>
+          <w:lang w:val="ru-RU"/>
+        </w:rPr>
+        <w:t xml:space="preserve">) и </w:t>
+      </w:r>
+      <w:r>
+        <w:t>Cross</w:t>
+      </w:r>
+      <w:r>
+        <w:rPr>
+          <w:lang w:val="ru-RU"/>
+        </w:rPr>
+        <w:t>-</w:t>
+      </w:r>
+      <w:r>
+        <w:t>Relation</w:t>
+      </w:r>
+      <w:r>
+        <w:rPr>
+          <w:lang w:val="ru-RU"/>
+        </w:rPr>
+        <w:t xml:space="preserve"> </w:t>
+      </w:r>
+      <w:r>
+        <w:t>Learning</w:t>
+      </w:r>
+      <w:r>
+        <w:rPr>
+          <w:lang w:val="ru-RU"/>
+        </w:rPr>
+        <w:t xml:space="preserve"> </w:t>
+      </w:r>
+      <w:r>
+        <w:rPr>
+          <w:lang w:val="ru-RU"/>
+        </w:rPr>
         <w:lastRenderedPageBreak/>
-        <w:t>(CRL), основанные на реляционных сетях (relation network), для моделирования структурных связей внутри и между модальностями соответственно.[8]</w:t>
+        <w:t>(</w:t>
+      </w:r>
+      <w:r>
+        <w:t>CRL</w:t>
+      </w:r>
+      <w:r>
+        <w:rPr>
+          <w:lang w:val="ru-RU"/>
+        </w:rPr>
+        <w:t>), основанные на реляционных сетях (</w:t>
+      </w:r>
+      <w:r>
+        <w:t>relation</w:t>
+      </w:r>
+      <w:r>
+        <w:rPr>
+          <w:lang w:val="ru-RU"/>
+        </w:rPr>
+        <w:t xml:space="preserve"> </w:t>
+      </w:r>
+      <w:r>
+        <w:t>network</w:t>
+      </w:r>
+      <w:r>
+        <w:rPr>
+          <w:lang w:val="ru-RU"/>
+        </w:rPr>
+        <w:t>), для моделирования структурных связей внутри и между модальностями соответственно.[8]</w:t>
       </w:r>
     </w:p>
     <w:p>
@@ -218,9 +728,225 @@
     <w:p>
       <w:pPr>
         <w:pStyle w:val="FirstParagraph"/>
-      </w:pPr>
-      <w:r>
-        <w:t>CSDN использует предварительно обученную модель CLIP (Language-Image Pre-training) для интеграции высокоуровневой семантики (пол, атрибуты одежды) в визуальные признаки. Особенности реализации: Modality-specific Prompt Learner (MsPL) для генерации бимодальных (отдельно для RGB и IR) языковых описаний, Semantic Information Integration (SII) с механизмом внимания для объединения семантических деталей из V и I описаний, High-level Semantic Embedding (HSE) для встраивания богатых текстовых признаков в визуальные представления. Все указанные дополнительные модули используются только на этапе обучения, что сохраняет высокую скорость работы.[9]</w:t>
+        <w:rPr>
+          <w:lang w:val="ru-RU"/>
+        </w:rPr>
+      </w:pPr>
+      <w:r>
+        <w:t>CSDN</w:t>
+      </w:r>
+      <w:r>
+        <w:rPr>
+          <w:lang w:val="ru-RU"/>
+        </w:rPr>
+        <w:t xml:space="preserve"> использует предварительно обученную модель </w:t>
+      </w:r>
+      <w:r>
+        <w:t>CLIP</w:t>
+      </w:r>
+      <w:r>
+        <w:rPr>
+          <w:lang w:val="ru-RU"/>
+        </w:rPr>
+        <w:t xml:space="preserve"> (</w:t>
+      </w:r>
+      <w:r>
+        <w:t>Language</w:t>
+      </w:r>
+      <w:r>
+        <w:rPr>
+          <w:lang w:val="ru-RU"/>
+        </w:rPr>
+        <w:t>-</w:t>
+      </w:r>
+      <w:r>
+        <w:t>Image</w:t>
+      </w:r>
+      <w:r>
+        <w:rPr>
+          <w:lang w:val="ru-RU"/>
+        </w:rPr>
+        <w:t xml:space="preserve"> </w:t>
+      </w:r>
+      <w:r>
+        <w:t>Pre</w:t>
+      </w:r>
+      <w:r>
+        <w:rPr>
+          <w:lang w:val="ru-RU"/>
+        </w:rPr>
+        <w:t>-</w:t>
+      </w:r>
+      <w:r>
+        <w:t>training</w:t>
+      </w:r>
+      <w:r>
+        <w:rPr>
+          <w:lang w:val="ru-RU"/>
+        </w:rPr>
+        <w:t xml:space="preserve">) для интеграции высокоуровневой семантики (пол, атрибуты одежды) в визуальные признаки. Особенности реализации: </w:t>
+      </w:r>
+      <w:r>
+        <w:t>Modality</w:t>
+      </w:r>
+      <w:r>
+        <w:rPr>
+          <w:lang w:val="ru-RU"/>
+        </w:rPr>
+        <w:t>-</w:t>
+      </w:r>
+      <w:r>
+        <w:t>specific</w:t>
+      </w:r>
+      <w:r>
+        <w:rPr>
+          <w:lang w:val="ru-RU"/>
+        </w:rPr>
+        <w:t xml:space="preserve"> </w:t>
+      </w:r>
+      <w:r>
+        <w:t>Prompt</w:t>
+      </w:r>
+      <w:r>
+        <w:rPr>
+          <w:lang w:val="ru-RU"/>
+        </w:rPr>
+        <w:t xml:space="preserve"> </w:t>
+      </w:r>
+      <w:r>
+        <w:t>Learner</w:t>
+      </w:r>
+      <w:r>
+        <w:rPr>
+          <w:lang w:val="ru-RU"/>
+        </w:rPr>
+        <w:t xml:space="preserve"> (</w:t>
+      </w:r>
+      <w:r>
+        <w:t>MsPL</w:t>
+      </w:r>
+      <w:r>
+        <w:rPr>
+          <w:lang w:val="ru-RU"/>
+        </w:rPr>
+        <w:t xml:space="preserve">) для генерации бимодальных (отдельно для </w:t>
+      </w:r>
+      <w:r>
+        <w:t>RGB</w:t>
+      </w:r>
+      <w:r>
+        <w:rPr>
+          <w:lang w:val="ru-RU"/>
+        </w:rPr>
+        <w:t xml:space="preserve"> и </w:t>
+      </w:r>
+      <w:r>
+        <w:t>IR</w:t>
+      </w:r>
+      <w:r>
+        <w:rPr>
+          <w:lang w:val="ru-RU"/>
+        </w:rPr>
+        <w:t xml:space="preserve">) языковых описаний, </w:t>
+      </w:r>
+      <w:r>
+        <w:t>Semantic</w:t>
+      </w:r>
+      <w:r>
+        <w:rPr>
+          <w:lang w:val="ru-RU"/>
+        </w:rPr>
+        <w:t xml:space="preserve"> </w:t>
+      </w:r>
+      <w:r>
+        <w:t>Information</w:t>
+      </w:r>
+      <w:r>
+        <w:rPr>
+          <w:lang w:val="ru-RU"/>
+        </w:rPr>
+        <w:t xml:space="preserve"> </w:t>
+      </w:r>
+      <w:r>
+        <w:t>Integration</w:t>
+      </w:r>
+      <w:r>
+        <w:rPr>
+          <w:lang w:val="ru-RU"/>
+        </w:rPr>
+        <w:t xml:space="preserve"> (</w:t>
+      </w:r>
+      <w:r>
+        <w:t>SII</w:t>
+      </w:r>
+      <w:r>
+        <w:rPr>
+          <w:lang w:val="ru-RU"/>
+        </w:rPr>
+        <w:t xml:space="preserve">) с механизмом внимания для объединения семантических деталей из </w:t>
+      </w:r>
+      <w:r>
+        <w:t>V</w:t>
+      </w:r>
+      <w:r>
+        <w:rPr>
+          <w:lang w:val="ru-RU"/>
+        </w:rPr>
+        <w:t xml:space="preserve"> и </w:t>
+      </w:r>
+      <w:r>
+        <w:t>I</w:t>
+      </w:r>
+      <w:r>
+        <w:rPr>
+          <w:lang w:val="ru-RU"/>
+        </w:rPr>
+        <w:t xml:space="preserve"> описаний, </w:t>
+      </w:r>
+      <w:r>
+        <w:t>High</w:t>
+      </w:r>
+      <w:r>
+        <w:rPr>
+          <w:lang w:val="ru-RU"/>
+        </w:rPr>
+        <w:t>-</w:t>
+      </w:r>
+      <w:r>
+        <w:t>level</w:t>
+      </w:r>
+      <w:r>
+        <w:rPr>
+          <w:lang w:val="ru-RU"/>
+        </w:rPr>
+        <w:t xml:space="preserve"> </w:t>
+      </w:r>
+      <w:r>
+        <w:t>Semantic</w:t>
+      </w:r>
+      <w:r>
+        <w:rPr>
+          <w:lang w:val="ru-RU"/>
+        </w:rPr>
+        <w:t xml:space="preserve"> </w:t>
+      </w:r>
+      <w:r>
+        <w:t>Embedding</w:t>
+      </w:r>
+      <w:r>
+        <w:rPr>
+          <w:lang w:val="ru-RU"/>
+        </w:rPr>
+        <w:t xml:space="preserve"> (</w:t>
+      </w:r>
+      <w:r>
+        <w:t>HSE</w:t>
+      </w:r>
+      <w:r>
+        <w:rPr>
+          <w:lang w:val="ru-RU"/>
+        </w:rPr>
+        <w:t>) для встраивания богатых текстовых признаков в визуальные представления. Все указанные дополнительные модули используются только на этапе обучения, что сохраняет высокую скорость работы.[9]</w:t>
       </w:r>
     </w:p>
     <w:p>
@@ -236,92 +962,327 @@
     <w:p>
       <w:pPr>
         <w:pStyle w:val="FirstParagraph"/>
-      </w:pPr>
-      <w:r>
-        <w:t>Фреймворк MTRL использует сгенерированные промежуточные изображения как «передатчик» для выравнивания признаков видимого и инфракрасного спектров. Главная архитектурная особенность — отсутствие дополнительных параметров на этапе вывода. Улучшение качества достигается за счет использования специфических функций потерь (Modality-Aware Hierarchical Constraints Loss и Modality-Query Regularization Loss), которые основываются на сгенерированных изображениях, уменьшая различия между модальностями.[10] Использование генератора добавляет 16% ко времени обучения в сравнении с baseline методом, в качестве которого в исследовании используется SAAI.[11]</w:t>
+        <w:rPr>
+          <w:lang w:val="ru-RU"/>
+        </w:rPr>
+      </w:pPr>
+      <w:r>
+        <w:rPr>
+          <w:lang w:val="ru-RU"/>
+        </w:rPr>
+        <w:t xml:space="preserve">Фреймворк </w:t>
+      </w:r>
+      <w:r>
+        <w:t>MTRL</w:t>
+      </w:r>
+      <w:r>
+        <w:rPr>
+          <w:lang w:val="ru-RU"/>
+        </w:rPr>
+        <w:t xml:space="preserve"> использует сгенерированные промежуточные изображения как «передатчик» для выравнивания признаков видимого и инфракрасного спектров. Главная архитектурная особенность — отсутствие дополнительных параметров на этапе вывода. Улучшение качества достигается за счет использования специфических функций потерь (</w:t>
+      </w:r>
+      <w:r>
+        <w:t>Modality</w:t>
+      </w:r>
+      <w:r>
+        <w:rPr>
+          <w:lang w:val="ru-RU"/>
+        </w:rPr>
+        <w:t>-</w:t>
+      </w:r>
+      <w:r>
+        <w:t>Aware</w:t>
+      </w:r>
+      <w:r>
+        <w:rPr>
+          <w:lang w:val="ru-RU"/>
+        </w:rPr>
+        <w:t xml:space="preserve"> </w:t>
+      </w:r>
+      <w:r>
+        <w:t>Hierarchical</w:t>
+      </w:r>
+      <w:r>
+        <w:rPr>
+          <w:lang w:val="ru-RU"/>
+        </w:rPr>
+        <w:t xml:space="preserve"> </w:t>
+      </w:r>
+      <w:r>
+        <w:t>Constraints</w:t>
+      </w:r>
+      <w:r>
+        <w:rPr>
+          <w:lang w:val="ru-RU"/>
+        </w:rPr>
+        <w:t xml:space="preserve"> </w:t>
+      </w:r>
+      <w:r>
+        <w:t>Loss</w:t>
+      </w:r>
+      <w:r>
+        <w:rPr>
+          <w:lang w:val="ru-RU"/>
+        </w:rPr>
+        <w:t xml:space="preserve"> и </w:t>
+      </w:r>
+      <w:r>
+        <w:t>Modality</w:t>
+      </w:r>
+      <w:r>
+        <w:rPr>
+          <w:lang w:val="ru-RU"/>
+        </w:rPr>
+        <w:t>-</w:t>
+      </w:r>
+      <w:r>
+        <w:t>Query</w:t>
+      </w:r>
+      <w:r>
+        <w:rPr>
+          <w:lang w:val="ru-RU"/>
+        </w:rPr>
+        <w:t xml:space="preserve"> </w:t>
+      </w:r>
+      <w:r>
+        <w:t>Regularization</w:t>
+      </w:r>
+      <w:r>
+        <w:rPr>
+          <w:lang w:val="ru-RU"/>
+        </w:rPr>
+        <w:t xml:space="preserve"> </w:t>
+      </w:r>
+      <w:r>
+        <w:t>Loss</w:t>
+      </w:r>
+      <w:r>
+        <w:rPr>
+          <w:lang w:val="ru-RU"/>
+        </w:rPr>
+        <w:t xml:space="preserve">), которые основываются на сгенерированных изображениях, уменьшая различия между модальностями.[10] Использование генератора добавляет 16% ко времени обучения в сравнении с </w:t>
+      </w:r>
+      <w:r>
+        <w:t>baseline</w:t>
+      </w:r>
+      <w:r>
+        <w:rPr>
+          <w:lang w:val="ru-RU"/>
+        </w:rPr>
+        <w:t xml:space="preserve"> методом, в качестве которого в исследовании используется </w:t>
+      </w:r>
+      <w:r>
+        <w:t>SAAI</w:t>
+      </w:r>
+      <w:r>
+        <w:rPr>
+          <w:lang w:val="ru-RU"/>
+        </w:rPr>
+        <w:t>.[11]</w:t>
       </w:r>
     </w:p>
     <w:p>
       <w:pPr>
         <w:pStyle w:val="a0"/>
-      </w:pPr>
-      <w:r>
+        <w:rPr>
+          <w:lang w:val="ru-RU"/>
+        </w:rPr>
+      </w:pPr>
+      <w:r>
+        <w:rPr>
+          <w:lang w:val="ru-RU"/>
+        </w:rPr>
         <w:t>Для сравнения методов использовались следующие критерии:</w:t>
       </w:r>
     </w:p>
     <w:p>
       <w:pPr>
         <w:pStyle w:val="3"/>
+        <w:rPr>
+          <w:lang w:val="ru-RU"/>
+        </w:rPr>
       </w:pPr>
       <w:bookmarkStart w:id="9" w:name="механизм-выравнивания-модальностей"/>
       <w:bookmarkEnd w:id="8"/>
       <w:r>
+        <w:rPr>
+          <w:lang w:val="ru-RU"/>
+        </w:rPr>
         <w:t>Механизм выравнивания модальностей</w:t>
       </w:r>
     </w:p>
     <w:p>
       <w:pPr>
         <w:pStyle w:val="FirstParagraph"/>
-      </w:pPr>
-      <w:r>
-        <w:t>Данный критерий отображает архитектурную особенность построения метода, направленную на уменьшение разрыва между признаками RGB и IR изображений. Это качественный критерий, определяющий, за счет чего достигается инвариантность: генерация промежуточных данных (GAN), использование семантических подсказок, структурный анализ частей тела или аугментация каналов. Выбор механизма напрямую влияет на сложность обучения и устойчивость к шуму.</w:t>
+        <w:rPr>
+          <w:lang w:val="ru-RU"/>
+        </w:rPr>
+      </w:pPr>
+      <w:r>
+        <w:rPr>
+          <w:lang w:val="ru-RU"/>
+        </w:rPr>
+        <w:t xml:space="preserve">Данный критерий отображает архитектурную особенность построения метода, направленную на уменьшение разрыва между признаками </w:t>
+      </w:r>
+      <w:r>
+        <w:t>RGB</w:t>
+      </w:r>
+      <w:r>
+        <w:rPr>
+          <w:lang w:val="ru-RU"/>
+        </w:rPr>
+        <w:t xml:space="preserve"> и </w:t>
+      </w:r>
+      <w:r>
+        <w:t>IR</w:t>
+      </w:r>
+      <w:r>
+        <w:rPr>
+          <w:lang w:val="ru-RU"/>
+        </w:rPr>
+        <w:t xml:space="preserve"> изображений. Это качественный критерий, определяющий, за счет чего достигается инвариантность: генерация промежуточных данных (</w:t>
+      </w:r>
+      <w:r>
+        <w:t>GAN</w:t>
+      </w:r>
+      <w:r>
+        <w:rPr>
+          <w:lang w:val="ru-RU"/>
+        </w:rPr>
+        <w:t>), использование семантических подсказок, структурный анализ частей тела или аугментация каналов. Выбор механизма напрямую влияет на сложность обучения и устойчивость к шуму.</w:t>
       </w:r>
     </w:p>
     <w:p>
       <w:pPr>
         <w:pStyle w:val="3"/>
+        <w:rPr>
+          <w:lang w:val="ru-RU"/>
+        </w:rPr>
       </w:pPr>
       <w:bookmarkStart w:id="10" w:name="rank-1"/>
       <w:bookmarkEnd w:id="9"/>
       <w:r>
-        <w:t>Rank-1</w:t>
+        <w:t>Rank</w:t>
+      </w:r>
+      <w:r>
+        <w:rPr>
+          <w:lang w:val="ru-RU"/>
+        </w:rPr>
+        <w:t>-1</w:t>
       </w:r>
     </w:p>
     <w:p>
       <w:pPr>
         <w:pStyle w:val="FirstParagraph"/>
-      </w:pPr>
-      <w:r>
-        <w:t>Критерий Rank-1 показывает вероятность того, что верное изображение искомого человека окажется первым среди выборки по запросу.</w:t>
+        <w:rPr>
+          <w:lang w:val="ru-RU"/>
+        </w:rPr>
+      </w:pPr>
+      <w:r>
+        <w:rPr>
+          <w:lang w:val="ru-RU"/>
+        </w:rPr>
+        <w:t xml:space="preserve">Критерий </w:t>
+      </w:r>
+      <w:r>
+        <w:t>Rank</w:t>
+      </w:r>
+      <w:r>
+        <w:rPr>
+          <w:lang w:val="ru-RU"/>
+        </w:rPr>
+        <w:t>-1 показывает вероятность того, что верное изображение искомого человека окажется первым среди выборки по запросу.</w:t>
       </w:r>
     </w:p>
     <w:p>
       <w:pPr>
         <w:pStyle w:val="a0"/>
-      </w:pPr>
-      <w:r>
-        <w:t>Формула расчета Rank-1:</w:t>
+        <w:rPr>
+          <w:lang w:val="ru-RU"/>
+        </w:rPr>
+      </w:pPr>
+      <w:r>
+        <w:rPr>
+          <w:lang w:val="ru-RU"/>
+        </w:rPr>
+        <w:t xml:space="preserve">Формула расчета </w:t>
+      </w:r>
+      <w:r>
+        <w:t>Rank</w:t>
+      </w:r>
+      <w:r>
+        <w:rPr>
+          <w:lang w:val="ru-RU"/>
+        </w:rPr>
+        <w:t>-1:</w:t>
       </w:r>
     </w:p>
     <w:p>
       <w:pPr>
         <w:pStyle w:val="a0"/>
-      </w:pPr>
-      <w:r>
-        <w:t>Пусть есть $ Q $ запросов. Для каждого запроса $ q $ система выполняет поиск по галерее и возвращает ранжированный список результатов, где 1-я позиция — самый похожий объект.</w:t>
+        <w:rPr>
+          <w:lang w:val="ru-RU"/>
+        </w:rPr>
+      </w:pPr>
+      <w:r>
+        <w:rPr>
+          <w:lang w:val="ru-RU"/>
+        </w:rPr>
+        <w:t xml:space="preserve">Пусть есть $ </w:t>
+      </w:r>
+      <w:r>
+        <w:t>Q</w:t>
+      </w:r>
+      <w:r>
+        <w:rPr>
+          <w:lang w:val="ru-RU"/>
+        </w:rPr>
+        <w:t xml:space="preserve"> $ запросов. Для каждого запроса $ </w:t>
+      </w:r>
+      <w:r>
+        <w:t>q</w:t>
+      </w:r>
+      <w:r>
+        <w:rPr>
+          <w:lang w:val="ru-RU"/>
+        </w:rPr>
+        <w:t xml:space="preserve"> $ система выполняет поиск по галерее и возвращает ранжированный список результатов, где 1-я позиция — самый похожий объект.</w:t>
       </w:r>
     </w:p>
     <w:p>
       <w:pPr>
         <w:pStyle w:val="a0"/>
-      </w:pPr>
-      <w:r>
+        <w:rPr>
+          <w:lang w:val="ru-RU"/>
+        </w:rPr>
+      </w:pPr>
+      <w:r>
+        <w:rPr>
+          <w:lang w:val="ru-RU"/>
+        </w:rPr>
         <w:t xml:space="preserve">Проверяется, является ли результат на </w:t>
       </w:r>
       <w:r>
         <w:rPr>
           <w:b/>
           <w:bCs/>
+          <w:lang w:val="ru-RU"/>
         </w:rPr>
         <w:t>первой позиции</w:t>
       </w:r>
       <w:r>
+        <w:rPr>
+          <w:lang w:val="ru-RU"/>
+        </w:rPr>
         <w:t xml:space="preserve"> релевантным (правильным):</w:t>
       </w:r>
     </w:p>
     <w:p>
       <w:pPr>
         <w:pStyle w:val="a0"/>
+        <w:rPr>
+          <w:lang w:val="ru-RU"/>
+        </w:rPr>
       </w:pPr>
       <m:oMathPara>
         <m:oMathParaPr>
@@ -333,7 +1294,16 @@
               <m:nor/>
             </m:rPr>
             <w:lastRenderedPageBreak/>
-            <m:t>Rank-1</m:t>
+            <m:t>Rank</m:t>
+          </m:r>
+          <m:r>
+            <m:rPr>
+              <m:nor/>
+            </m:rPr>
+            <w:rPr>
+              <w:lang w:val="ru-RU"/>
+            </w:rPr>
+            <m:t>-1</m:t>
           </m:r>
           <m:r>
             <m:rPr>
@@ -341,6 +1311,7 @@
             </m:rPr>
             <w:rPr>
               <w:rFonts w:ascii="Cambria Math" w:hAnsi="Cambria Math"/>
+              <w:lang w:val="ru-RU"/>
             </w:rPr>
             <m:t>(</m:t>
           </m:r>
@@ -356,6 +1327,7 @@
             </m:rPr>
             <w:rPr>
               <w:rFonts w:ascii="Cambria Math" w:hAnsi="Cambria Math"/>
+              <w:lang w:val="ru-RU"/>
             </w:rPr>
             <m:t>)=</m:t>
           </m:r>
@@ -371,12 +1343,14 @@
             </m:rPr>
             <w:rPr>
               <w:rFonts w:ascii="Cambria Math" w:hAnsi="Cambria Math"/>
+              <w:lang w:val="ru-RU"/>
             </w:rPr>
             <m:t>(</m:t>
           </m:r>
           <m:r>
             <w:rPr>
               <w:rFonts w:ascii="Cambria Math" w:hAnsi="Cambria Math"/>
+              <w:lang w:val="ru-RU"/>
             </w:rPr>
             <m:t>1</m:t>
           </m:r>
@@ -386,6 +1360,7 @@
             </m:rPr>
             <w:rPr>
               <w:rFonts w:ascii="Cambria Math" w:hAnsi="Cambria Math"/>
+              <w:lang w:val="ru-RU"/>
             </w:rPr>
             <m:t>)</m:t>
           </m:r>
@@ -395,16 +1370,61 @@
     <w:p>
       <w:pPr>
         <w:pStyle w:val="FirstParagraph"/>
-      </w:pPr>
-      <w:r>
-        <w:t>где $ rel(k) $ — функция релевантности результата на k-й позиции:</w:t>
+        <w:rPr>
+          <w:lang w:val="ru-RU"/>
+        </w:rPr>
+      </w:pPr>
+      <w:r>
+        <w:rPr>
+          <w:lang w:val="ru-RU"/>
+        </w:rPr>
+        <w:t xml:space="preserve">где $ </w:t>
+      </w:r>
+      <w:r>
+        <w:t>rel</w:t>
+      </w:r>
+      <w:r>
+        <w:rPr>
+          <w:lang w:val="ru-RU"/>
+        </w:rPr>
+        <w:t>(</w:t>
+      </w:r>
+      <w:r>
+        <w:t>k</w:t>
+      </w:r>
+      <w:r>
+        <w:rPr>
+          <w:lang w:val="ru-RU"/>
+        </w:rPr>
+        <w:t xml:space="preserve">) $ — функция релевантности результата на </w:t>
+      </w:r>
+      <w:r>
+        <w:t>k</w:t>
+      </w:r>
+      <w:r>
+        <w:rPr>
+          <w:lang w:val="ru-RU"/>
+        </w:rPr>
+        <w:t>-й позиции</w:t>
+      </w:r>
+      <w:r>
+        <w:rPr>
+          <w:lang w:val="ru-RU"/>
+        </w:rPr>
+        <w:t>.</w:t>
       </w:r>
     </w:p>
     <w:p>
       <w:pPr>
         <w:pStyle w:val="a0"/>
-      </w:pPr>
-      <w:r>
+        <w:rPr>
+          <w:lang w:val="ru-RU"/>
+        </w:rPr>
+      </w:pPr>
+      <w:r>
+        <w:rPr>
+          <w:lang w:val="ru-RU"/>
+        </w:rPr>
         <w:t xml:space="preserve">Итоговая метрика </w:t>
       </w:r>
       <w:r>
@@ -412,15 +1432,36 @@
           <w:b/>
           <w:bCs/>
         </w:rPr>
-        <w:t>Rank-1 Accuracy</w:t>
-      </w:r>
-      <w:r>
+        <w:t>Rank</w:t>
+      </w:r>
+      <w:r>
+        <w:rPr>
+          <w:b/>
+          <w:bCs/>
+          <w:lang w:val="ru-RU"/>
+        </w:rPr>
+        <w:t xml:space="preserve">-1 </w:t>
+      </w:r>
+      <w:r>
+        <w:rPr>
+          <w:b/>
+          <w:bCs/>
+        </w:rPr>
+        <w:t>Accuracy</w:t>
+      </w:r>
+      <w:r>
+        <w:rPr>
+          <w:lang w:val="ru-RU"/>
+        </w:rPr>
         <w:t xml:space="preserve"> вычисляется как среднее по всем запросам:</w:t>
       </w:r>
     </w:p>
     <w:p>
       <w:pPr>
         <w:pStyle w:val="a0"/>
+        <w:rPr>
+          <w:lang w:val="ru-RU"/>
+        </w:rPr>
       </w:pPr>
       <m:oMathPara>
         <m:oMathParaPr>
@@ -431,7 +1472,16 @@
             <m:rPr>
               <m:nor/>
             </m:rPr>
-            <m:t>Rank-1</m:t>
+            <m:t>Rank</m:t>
+          </m:r>
+          <m:r>
+            <m:rPr>
+              <m:nor/>
+            </m:rPr>
+            <w:rPr>
+              <w:lang w:val="ru-RU"/>
+            </w:rPr>
+            <m:t>-1</m:t>
           </m:r>
           <m:r>
             <m:rPr>
@@ -439,6 +1489,7 @@
             </m:rPr>
             <w:rPr>
               <w:rFonts w:ascii="Cambria Math" w:hAnsi="Cambria Math"/>
+              <w:lang w:val="ru-RU"/>
             </w:rPr>
             <m:t>=</m:t>
           </m:r>
@@ -454,6 +1505,7 @@
               <m:r>
                 <w:rPr>
                   <w:rFonts w:ascii="Cambria Math" w:hAnsi="Cambria Math"/>
+                  <w:lang w:val="ru-RU"/>
                 </w:rPr>
                 <m:t>1</m:t>
               </m:r>
@@ -490,12 +1542,14 @@
                 </m:rPr>
                 <w:rPr>
                   <w:rFonts w:ascii="Cambria Math" w:hAnsi="Cambria Math"/>
+                  <w:lang w:val="ru-RU"/>
                 </w:rPr>
                 <m:t>=</m:t>
               </m:r>
               <m:r>
                 <w:rPr>
                   <w:rFonts w:ascii="Cambria Math" w:hAnsi="Cambria Math"/>
+                  <w:lang w:val="ru-RU"/>
                 </w:rPr>
                 <m:t>1</m:t>
               </m:r>
@@ -513,7 +1567,16 @@
                 <m:rPr>
                   <m:nor/>
                 </m:rPr>
-                <m:t>Rank-1</m:t>
+                <m:t>Rank</m:t>
+              </m:r>
+              <m:r>
+                <m:rPr>
+                  <m:nor/>
+                </m:rPr>
+                <w:rPr>
+                  <w:lang w:val="ru-RU"/>
+                </w:rPr>
+                <m:t>-1</m:t>
               </m:r>
             </m:e>
           </m:nary>
@@ -523,6 +1586,7 @@
             </m:rPr>
             <w:rPr>
               <w:rFonts w:ascii="Cambria Math" w:hAnsi="Cambria Math"/>
+              <w:lang w:val="ru-RU"/>
             </w:rPr>
             <m:t>(</m:t>
           </m:r>
@@ -538,6 +1602,7 @@
             </m:rPr>
             <w:rPr>
               <w:rFonts w:ascii="Cambria Math" w:hAnsi="Cambria Math"/>
+              <w:lang w:val="ru-RU"/>
             </w:rPr>
             <m:t>)=</m:t>
           </m:r>
@@ -554,6 +1619,9 @@
                 <m:rPr>
                   <m:nor/>
                 </m:rPr>
+                <w:rPr>
+                  <w:lang w:val="ru-RU"/>
+                </w:rPr>
                 <m:t>Число запросов с правильным 1-м результатом</m:t>
               </m:r>
             </m:num>
@@ -562,6 +1630,9 @@
                 <m:rPr>
                   <m:nor/>
                 </m:rPr>
+                <w:rPr>
+                  <w:lang w:val="ru-RU"/>
+                </w:rPr>
                 <m:t xml:space="preserve">Общее число запросов </m:t>
               </m:r>
               <m:r>
@@ -578,14 +1649,77 @@
     <w:p>
       <w:pPr>
         <w:pStyle w:val="FirstParagraph"/>
-      </w:pPr>
-      <w:r>
-        <w:t>Аналогичным образом для тестирования систем re-id при обучении зачастую вычисляются критерии $ Rank-N, N {5, 10, 20} $, но самым важным из них является Rank-1, так как он наиболее применим на практике.</w:t>
+        <w:rPr>
+          <w:lang w:val="ru-RU"/>
+        </w:rPr>
+      </w:pPr>
+      <w:r>
+        <w:rPr>
+          <w:lang w:val="ru-RU"/>
+        </w:rPr>
+        <w:t xml:space="preserve">Аналогичным образом для тестирования систем </w:t>
+      </w:r>
+      <w:r>
+        <w:t>re</w:t>
+      </w:r>
+      <w:r>
+        <w:rPr>
+          <w:lang w:val="ru-RU"/>
+        </w:rPr>
+        <w:t>-</w:t>
+      </w:r>
+      <w:r>
+        <w:t>id</w:t>
+      </w:r>
+      <w:r>
+        <w:rPr>
+          <w:lang w:val="ru-RU"/>
+        </w:rPr>
+        <w:t xml:space="preserve"> при обучении зачастую вычисляются критерии $ </w:t>
+      </w:r>
+      <w:r>
+        <w:t>Rank</w:t>
+      </w:r>
+      <w:r>
+        <w:rPr>
+          <w:lang w:val="ru-RU"/>
+        </w:rPr>
+        <w:t>-</w:t>
+      </w:r>
+      <w:r>
+        <w:t>N</w:t>
+      </w:r>
+      <w:r>
+        <w:rPr>
+          <w:lang w:val="ru-RU"/>
+        </w:rPr>
+        <w:t xml:space="preserve">, </w:t>
+      </w:r>
+      <w:r>
+        <w:t>N</w:t>
+      </w:r>
+      <w:r>
+        <w:rPr>
+          <w:lang w:val="ru-RU"/>
+        </w:rPr>
+        <w:t xml:space="preserve"> {5, 10, 20} $, но самым важным из них является </w:t>
+      </w:r>
+      <w:r>
+        <w:t>Rank</w:t>
+      </w:r>
+      <w:r>
+        <w:rPr>
+          <w:lang w:val="ru-RU"/>
+        </w:rPr>
+        <w:t>-1, так как он наиболее применим на практике.</w:t>
       </w:r>
     </w:p>
     <w:p>
       <w:pPr>
         <w:pStyle w:val="3"/>
+        <w:rPr>
+          <w:lang w:val="ru-RU"/>
+        </w:rPr>
       </w:pPr>
       <w:bookmarkStart w:id="11" w:name="map"/>
       <w:bookmarkEnd w:id="10"/>
@@ -596,34 +1730,156 @@
     <w:p>
       <w:pPr>
         <w:pStyle w:val="FirstParagraph"/>
-      </w:pPr>
-      <w:r>
-        <w:t>Метрика mAP (mean Average Precision) в задаче повторной идентификации отражает среднюю точность ранжирования по множеству запросов.</w:t>
+        <w:rPr>
+          <w:lang w:val="ru-RU"/>
+        </w:rPr>
+      </w:pPr>
+      <w:r>
+        <w:rPr>
+          <w:lang w:val="ru-RU"/>
+        </w:rPr>
+        <w:t xml:space="preserve">Метрика </w:t>
+      </w:r>
+      <w:r>
+        <w:t>mAP</w:t>
+      </w:r>
+      <w:r>
+        <w:rPr>
+          <w:lang w:val="ru-RU"/>
+        </w:rPr>
+        <w:t xml:space="preserve"> (</w:t>
+      </w:r>
+      <w:r>
+        <w:t>mean</w:t>
+      </w:r>
+      <w:r>
+        <w:rPr>
+          <w:lang w:val="ru-RU"/>
+        </w:rPr>
+        <w:t xml:space="preserve"> </w:t>
+      </w:r>
+      <w:r>
+        <w:t>Average</w:t>
+      </w:r>
+      <w:r>
+        <w:rPr>
+          <w:lang w:val="ru-RU"/>
+        </w:rPr>
+        <w:t xml:space="preserve"> </w:t>
+      </w:r>
+      <w:r>
+        <w:t>Precision</w:t>
+      </w:r>
+      <w:r>
+        <w:rPr>
+          <w:lang w:val="ru-RU"/>
+        </w:rPr>
+        <w:t>) в задаче повторной идентификации отражает среднюю точность ранжирования по множеству запросов.</w:t>
       </w:r>
     </w:p>
     <w:p>
       <w:pPr>
         <w:pStyle w:val="a0"/>
-      </w:pPr>
-      <w:r>
-        <w:t>Формула расчета mAP:</w:t>
+        <w:rPr>
+          <w:lang w:val="ru-RU"/>
+        </w:rPr>
+      </w:pPr>
+      <w:r>
+        <w:rPr>
+          <w:lang w:val="ru-RU"/>
+        </w:rPr>
+        <w:t xml:space="preserve">Формула расчета </w:t>
+      </w:r>
+      <w:r>
+        <w:t>mAP</w:t>
+      </w:r>
+      <w:r>
+        <w:rPr>
+          <w:lang w:val="ru-RU"/>
+        </w:rPr>
+        <w:t>:</w:t>
       </w:r>
     </w:p>
     <w:p>
       <w:pPr>
         <w:pStyle w:val="a0"/>
-      </w:pPr>
-      <w:r>
-        <w:t xml:space="preserve">Пусть есть $ Q $ запросов. Для каждого запроса $ q $ вычисляется </w:t>
+        <w:rPr>
+          <w:lang w:val="ru-RU"/>
+        </w:rPr>
+      </w:pPr>
+      <w:r>
+        <w:rPr>
+          <w:lang w:val="ru-RU"/>
+        </w:rPr>
+        <w:t xml:space="preserve">Пусть есть $ </w:t>
+      </w:r>
+      <w:r>
+        <w:t>Q</w:t>
+      </w:r>
+      <w:r>
+        <w:rPr>
+          <w:lang w:val="ru-RU"/>
+        </w:rPr>
+        <w:t xml:space="preserve"> $ запросов. Для каждого запроса $ </w:t>
+      </w:r>
+      <w:r>
+        <w:t>q</w:t>
+      </w:r>
+      <w:r>
+        <w:rPr>
+          <w:lang w:val="ru-RU"/>
+        </w:rPr>
+        <w:t xml:space="preserve"> $ вычисляется </w:t>
       </w:r>
       <w:r>
         <w:rPr>
           <w:b/>
           <w:bCs/>
         </w:rPr>
-        <w:t>Average Precision (AP)</w:t>
-      </w:r>
-      <w:r>
+        <w:t>Average</w:t>
+      </w:r>
+      <w:r>
+        <w:rPr>
+          <w:b/>
+          <w:bCs/>
+          <w:lang w:val="ru-RU"/>
+        </w:rPr>
+        <w:t xml:space="preserve"> </w:t>
+      </w:r>
+      <w:r>
+        <w:rPr>
+          <w:b/>
+          <w:bCs/>
+        </w:rPr>
+        <w:t>Precision</w:t>
+      </w:r>
+      <w:r>
+        <w:rPr>
+          <w:b/>
+          <w:bCs/>
+          <w:lang w:val="ru-RU"/>
+        </w:rPr>
+        <w:t xml:space="preserve"> (</w:t>
+      </w:r>
+      <w:r>
+        <w:rPr>
+          <w:b/>
+          <w:bCs/>
+        </w:rPr>
+        <w:t>AP</w:t>
+      </w:r>
+      <w:r>
+        <w:rPr>
+          <w:b/>
+          <w:bCs/>
+          <w:lang w:val="ru-RU"/>
+        </w:rPr>
+        <w:t>)</w:t>
+      </w:r>
+      <w:r>
+        <w:rPr>
+          <w:lang w:val="ru-RU"/>
+        </w:rPr>
         <w:t>:</w:t>
       </w:r>
     </w:p>
@@ -832,9 +2088,24 @@
           <w:ilvl w:val="0"/>
           <w:numId w:val="3"/>
         </w:numPr>
-      </w:pPr>
-      <w:r>
-        <w:t>$ N $ — общее число изображений в галерее,</w:t>
+        <w:rPr>
+          <w:lang w:val="ru-RU"/>
+        </w:rPr>
+      </w:pPr>
+      <w:r>
+        <w:rPr>
+          <w:lang w:val="ru-RU"/>
+        </w:rPr>
+        <w:t xml:space="preserve">$ </w:t>
+      </w:r>
+      <w:r>
+        <w:t>N</w:t>
+      </w:r>
+      <w:r>
+        <w:rPr>
+          <w:lang w:val="ru-RU"/>
+        </w:rPr>
+        <w:t xml:space="preserve"> $ — общее число изображений в галерее,</w:t>
       </w:r>
     </w:p>
     <w:p>
@@ -880,17 +2151,65 @@
           <w:ilvl w:val="0"/>
           <w:numId w:val="3"/>
         </w:numPr>
-      </w:pPr>
-      <w:r>
-        <w:t>$ K_q $ — общее число релевантных изображений для запроса $ q $ в галерее.</w:t>
+        <w:rPr>
+          <w:lang w:val="ru-RU"/>
+        </w:rPr>
+      </w:pPr>
+      <w:r>
+        <w:rPr>
+          <w:lang w:val="ru-RU"/>
+        </w:rPr>
+        <w:t xml:space="preserve">$ </w:t>
+      </w:r>
+      <w:r>
+        <w:t>K</w:t>
+      </w:r>
+      <w:r>
+        <w:rPr>
+          <w:lang w:val="ru-RU"/>
+        </w:rPr>
+        <w:t>_</w:t>
+      </w:r>
+      <w:r>
+        <w:t>q</w:t>
+      </w:r>
+      <w:r>
+        <w:rPr>
+          <w:lang w:val="ru-RU"/>
+        </w:rPr>
+        <w:t xml:space="preserve"> $ — общее число релевантных изображений для запроса $ </w:t>
+      </w:r>
+      <w:r>
+        <w:t>q</w:t>
+      </w:r>
+      <w:r>
+        <w:rPr>
+          <w:lang w:val="ru-RU"/>
+        </w:rPr>
+        <w:t xml:space="preserve"> $ в галерее.</w:t>
       </w:r>
     </w:p>
     <w:p>
       <w:pPr>
         <w:pStyle w:val="FirstParagraph"/>
-      </w:pPr>
-      <w:r>
-        <w:t>Затем mAP вычисляется как среднее по всем запросам:</w:t>
+        <w:rPr>
+          <w:lang w:val="ru-RU"/>
+        </w:rPr>
+      </w:pPr>
+      <w:r>
+        <w:rPr>
+          <w:lang w:val="ru-RU"/>
+        </w:rPr>
+        <w:t xml:space="preserve">Затем </w:t>
+      </w:r>
+      <w:r>
+        <w:t>mAP</w:t>
+      </w:r>
+      <w:r>
+        <w:rPr>
+          <w:lang w:val="ru-RU"/>
+        </w:rPr>
+        <w:t xml:space="preserve"> вычисляется как среднее по всем запросам:</w:t>
       </w:r>
     </w:p>
     <w:p>
@@ -1028,25 +2347,157 @@
     <w:p>
       <w:pPr>
         <w:pStyle w:val="FirstParagraph"/>
-      </w:pPr>
-      <w:r>
-        <w:t>По mAP можно оценить общую способность алгоритма находить все релевантные результаты идентификации объекта и возвращать их на высокие позиции результатов поиска.</w:t>
+        <w:rPr>
+          <w:lang w:val="ru-RU"/>
+        </w:rPr>
+      </w:pPr>
+      <w:r>
+        <w:rPr>
+          <w:lang w:val="ru-RU"/>
+        </w:rPr>
+        <w:t xml:space="preserve">По </w:t>
+      </w:r>
+      <w:r>
+        <w:t>mAP</w:t>
+      </w:r>
+      <w:r>
+        <w:rPr>
+          <w:lang w:val="ru-RU"/>
+        </w:rPr>
+        <w:t xml:space="preserve"> можно оценить общую способность алгоритма находить все релевантные результаты идентификации объекта и возвращать их на высокие позиции результатов поиска.</w:t>
       </w:r>
     </w:p>
     <w:p>
       <w:pPr>
         <w:pStyle w:val="a0"/>
-      </w:pPr>
-      <w:r>
-        <w:t>Сравнение метрик точности проводилось на общепринятом для задачи VIReId (Visible-Infrared Re-Identification) датасете SYSU-MM01, впервые представленном на конференции ICCV 2017 [12, 13]. В таблице приведены результаты тестирования в режиме All-Search: камеры RGB 1, 2, 4 и 5 используются для набора галереи, а ИК-камеры 3 и 6 — для набора проб, при этом камеры 1, 2, 3 - внутри помещения, а камеры 4, 5 и 6 - наружные.</w:t>
+        <w:rPr>
+          <w:lang w:val="ru-RU"/>
+        </w:rPr>
+      </w:pPr>
+      <w:r>
+        <w:rPr>
+          <w:lang w:val="ru-RU"/>
+        </w:rPr>
+        <w:t xml:space="preserve">Сравнение метрик точности проводилось на общепринятом для задачи </w:t>
+      </w:r>
+      <w:r>
+        <w:t>VIReId</w:t>
+      </w:r>
+      <w:r>
+        <w:rPr>
+          <w:lang w:val="ru-RU"/>
+        </w:rPr>
+        <w:t xml:space="preserve"> (</w:t>
+      </w:r>
+      <w:r>
+        <w:t>Visible</w:t>
+      </w:r>
+      <w:r>
+        <w:rPr>
+          <w:lang w:val="ru-RU"/>
+        </w:rPr>
+        <w:t>-</w:t>
+      </w:r>
+      <w:r>
+        <w:t>Infrared</w:t>
+      </w:r>
+      <w:r>
+        <w:rPr>
+          <w:lang w:val="ru-RU"/>
+        </w:rPr>
+        <w:t xml:space="preserve"> </w:t>
+      </w:r>
+      <w:r>
+        <w:t>Re</w:t>
+      </w:r>
+      <w:r>
+        <w:rPr>
+          <w:lang w:val="ru-RU"/>
+        </w:rPr>
+        <w:t>-</w:t>
+      </w:r>
+      <w:r>
+        <w:t>Identification</w:t>
+      </w:r>
+      <w:r>
+        <w:rPr>
+          <w:lang w:val="ru-RU"/>
+        </w:rPr>
+        <w:t xml:space="preserve">) датасете </w:t>
+      </w:r>
+      <w:r>
+        <w:t>SYSU</w:t>
+      </w:r>
+      <w:r>
+        <w:rPr>
+          <w:lang w:val="ru-RU"/>
+        </w:rPr>
+        <w:t>-</w:t>
+      </w:r>
+      <w:r>
+        <w:t>MM</w:t>
+      </w:r>
+      <w:r>
+        <w:rPr>
+          <w:lang w:val="ru-RU"/>
+        </w:rPr>
+        <w:t xml:space="preserve">01, впервые представленном на конференции </w:t>
+      </w:r>
+      <w:r>
+        <w:t>ICCV</w:t>
+      </w:r>
+      <w:r>
+        <w:rPr>
+          <w:lang w:val="ru-RU"/>
+        </w:rPr>
+        <w:t xml:space="preserve"> 2017 [12, 13]. В таблице приведены результаты тестирования в режиме </w:t>
+      </w:r>
+      <w:r>
+        <w:t>All</w:t>
+      </w:r>
+      <w:r>
+        <w:rPr>
+          <w:lang w:val="ru-RU"/>
+        </w:rPr>
+        <w:t>-</w:t>
+      </w:r>
+      <w:r>
+        <w:t>Search</w:t>
+      </w:r>
+      <w:r>
+        <w:rPr>
+          <w:lang w:val="ru-RU"/>
+        </w:rPr>
+        <w:t xml:space="preserve">: камеры </w:t>
+      </w:r>
+      <w:r>
+        <w:t>RGB</w:t>
+      </w:r>
+      <w:r>
+        <w:rPr>
+          <w:lang w:val="ru-RU"/>
+        </w:rPr>
+        <w:t xml:space="preserve"> 1, 2, 4 и 5 используются для набора галереи, а ИК-</w:t>
+      </w:r>
+      <w:r>
+        <w:rPr>
+          <w:lang w:val="ru-RU"/>
+        </w:rPr>
+        <w:lastRenderedPageBreak/>
+        <w:t>камеры 3 и 6 — для набора проб, при этом камеры 1, 2, 3 - внутри помещения, а камеры 4, 5 и 6 - наружные.</w:t>
       </w:r>
     </w:p>
     <w:p>
       <w:pPr>
         <w:pStyle w:val="a0"/>
-      </w:pPr>
-      <w:r>
-        <w:lastRenderedPageBreak/>
+        <w:rPr>
+          <w:lang w:val="ru-RU"/>
+        </w:rPr>
+      </w:pPr>
+      <w:r>
+        <w:rPr>
+          <w:lang w:val="ru-RU"/>
+        </w:rPr>
         <w:t>Результаты сравнения представлены в таблице 1.</w:t>
       </w:r>
     </w:p>
@@ -1156,9 +2607,24 @@
           <w:p>
             <w:pPr>
               <w:pStyle w:val="Compact"/>
+              <w:rPr>
+                <w:lang w:val="ru-RU"/>
+              </w:rPr>
             </w:pPr>
             <w:r>
-              <w:t>Генерация виртуального промежуточного представления (GAN)</w:t>
+              <w:rPr>
+                <w:lang w:val="ru-RU"/>
+              </w:rPr>
+              <w:t>Генерация виртуального промежуточного представления (</w:t>
+            </w:r>
+            <w:r>
+              <w:t>GAN</w:t>
+            </w:r>
+            <w:r>
+              <w:rPr>
+                <w:lang w:val="ru-RU"/>
+              </w:rPr>
+              <w:t>)</w:t>
             </w:r>
           </w:p>
         </w:tc>
@@ -1214,8 +2680,14 @@
           <w:p>
             <w:pPr>
               <w:pStyle w:val="Compact"/>
+              <w:rPr>
+                <w:lang w:val="ru-RU"/>
+              </w:rPr>
             </w:pPr>
             <w:r>
+              <w:rPr>
+                <w:lang w:val="ru-RU"/>
+              </w:rPr>
               <w:t>Извлечение мелкозернистых признаков и структурных частей тела</w:t>
             </w:r>
           </w:p>
@@ -1272,9 +2744,24 @@
           <w:p>
             <w:pPr>
               <w:pStyle w:val="Compact"/>
+              <w:rPr>
+                <w:lang w:val="ru-RU"/>
+              </w:rPr>
             </w:pPr>
             <w:r>
-              <w:t>Аугментация каналов (CES) и реляционные сети</w:t>
+              <w:rPr>
+                <w:lang w:val="ru-RU"/>
+              </w:rPr>
+              <w:t>Аугментация каналов (</w:t>
+            </w:r>
+            <w:r>
+              <w:t>CES</w:t>
+            </w:r>
+            <w:r>
+              <w:rPr>
+                <w:lang w:val="ru-RU"/>
+              </w:rPr>
+              <w:t>) и реляционные сети</w:t>
             </w:r>
           </w:p>
         </w:tc>
@@ -1330,9 +2817,36 @@
           <w:p>
             <w:pPr>
               <w:pStyle w:val="Compact"/>
+              <w:rPr>
+                <w:lang w:val="ru-RU"/>
+              </w:rPr>
             </w:pPr>
             <w:r>
-              <w:t>Интеграция семантики через CLIP и Prompt Learning</w:t>
+              <w:rPr>
+                <w:lang w:val="ru-RU"/>
+              </w:rPr>
+              <w:t xml:space="preserve">Интеграция семантики через </w:t>
+            </w:r>
+            <w:r>
+              <w:t>CLIP</w:t>
+            </w:r>
+            <w:r>
+              <w:rPr>
+                <w:lang w:val="ru-RU"/>
+              </w:rPr>
+              <w:t xml:space="preserve"> и </w:t>
+            </w:r>
+            <w:r>
+              <w:t>Prompt</w:t>
+            </w:r>
+            <w:r>
+              <w:rPr>
+                <w:lang w:val="ru-RU"/>
+              </w:rPr>
+              <w:t xml:space="preserve"> </w:t>
+            </w:r>
+            <w:r>
+              <w:t>Learning</w:t>
             </w:r>
           </w:p>
         </w:tc>
@@ -1388,8 +2902,14 @@
           <w:p>
             <w:pPr>
               <w:pStyle w:val="Compact"/>
+              <w:rPr>
+                <w:lang w:val="ru-RU"/>
+              </w:rPr>
             </w:pPr>
             <w:r>
+              <w:rPr>
+                <w:lang w:val="ru-RU"/>
+              </w:rPr>
               <w:t>Использование промежуточного изображения-передатчика и структурных потерь</w:t>
             </w:r>
           </w:p>
@@ -1435,16 +2955,28 @@
     <w:p>
       <w:pPr>
         <w:pStyle w:val="FirstParagraph"/>
-      </w:pPr>
-      <w:r>
+        <w:rPr>
+          <w:lang w:val="ru-RU"/>
+        </w:rPr>
+      </w:pPr>
+      <w:r>
+        <w:rPr>
+          <w:lang w:val="ru-RU"/>
+        </w:rPr>
         <w:t>На основе проведенного анализа можно сделать следующие выводы:</w:t>
       </w:r>
     </w:p>
     <w:p>
       <w:pPr>
         <w:pStyle w:val="a0"/>
-      </w:pPr>
-      <w:r>
+        <w:rPr>
+          <w:lang w:val="ru-RU"/>
+        </w:rPr>
+      </w:pPr>
+      <w:r>
+        <w:rPr>
+          <w:lang w:val="ru-RU"/>
+        </w:rPr>
         <w:t xml:space="preserve">Методы </w:t>
       </w:r>
       <w:r>
@@ -1452,45 +2984,47 @@
           <w:b/>
           <w:bCs/>
         </w:rPr>
-        <w:t>AGPI2</w:t>
-      </w:r>
-      <w:r>
-        <w:t xml:space="preserve"> и </w:t>
+        <w:t>AGPI</w:t>
       </w:r>
       <w:r>
         <w:rPr>
           <w:b/>
           <w:bCs/>
-        </w:rPr>
-        <w:t>MTRL</w:t>
-      </w:r>
-      <w:r>
-        <w:t xml:space="preserve"> демонстрируют наиболее эффективный подход для реальных систем видеонаблюдения. Они используют сложные вычисления (генерацию изображений) только на этапе обучения, что позволяет достигать высокой точности, не замедляя работу системы на этапе вывода.</w:t>
-      </w:r>
-    </w:p>
-    <w:p>
-      <w:pPr>
-        <w:pStyle w:val="a0"/>
-      </w:pPr>
-      <w:r>
-        <w:t xml:space="preserve">Метод </w:t>
+          <w:lang w:val="ru-RU"/>
+        </w:rPr>
+        <w:t>2</w:t>
+      </w:r>
+      <w:r>
+        <w:rPr>
+          <w:lang w:val="ru-RU"/>
+        </w:rPr>
+        <w:t xml:space="preserve"> и </w:t>
       </w:r>
       <w:r>
         <w:rPr>
           <w:b/>
           <w:bCs/>
         </w:rPr>
-        <w:t>CSDN</w:t>
-      </w:r>
-      <w:r>
-        <w:t>, использующий мультимодальную модель CLIP, показывает перспективность интеграции текстовых описаний. Это дает высокую точность, однако качество работы зависит от предобученной модели CLIP и может быть ограничено “грубостью” семантических токенов.</w:t>
+        <w:t>MTRL</w:t>
+      </w:r>
+      <w:r>
+        <w:rPr>
+          <w:lang w:val="ru-RU"/>
+        </w:rPr>
+        <w:t xml:space="preserve"> демонстрируют наиболее эффективный подход для реальных систем видеонаблюдения. Они используют сложные вычисления (генерацию изображений) только на этапе обучения, что позволяет достигать высокой точности, не замедляя работу системы на этапе вывода.</w:t>
       </w:r>
     </w:p>
     <w:p>
       <w:pPr>
         <w:pStyle w:val="a0"/>
-      </w:pPr>
-      <w:r>
+        <w:rPr>
+          <w:lang w:val="ru-RU"/>
+        </w:rPr>
+      </w:pPr>
+      <w:r>
+        <w:rPr>
+          <w:lang w:val="ru-RU"/>
+        </w:rPr>
         <w:t xml:space="preserve">Метод </w:t>
       </w:r>
       <w:r>
@@ -1498,96 +3032,323 @@
           <w:b/>
           <w:bCs/>
         </w:rPr>
-        <w:t>FSRL</w:t>
-      </w:r>
-      <w:r>
-        <w:t xml:space="preserve"> показывает высокие результаты по метрикfv точности за счет учета мелких деталей, но платит за это увеличением числа параметров (с 56M до 76M) и снижением FPS [6], что может быть критично для встраиваемых систем.</w:t>
+        <w:t>CSDN</w:t>
+      </w:r>
+      <w:r>
+        <w:rPr>
+          <w:lang w:val="ru-RU"/>
+        </w:rPr>
+        <w:t xml:space="preserve">, использующий мультимодальную модель </w:t>
+      </w:r>
+      <w:r>
+        <w:t>CLIP</w:t>
+      </w:r>
+      <w:r>
+        <w:rPr>
+          <w:lang w:val="ru-RU"/>
+        </w:rPr>
+        <w:t xml:space="preserve">, показывает перспективность интеграции текстовых описаний. Это дает высокую точность, однако качество работы зависит от предобученной модели </w:t>
+      </w:r>
+      <w:r>
+        <w:t>CLIP</w:t>
+      </w:r>
+      <w:r>
+        <w:rPr>
+          <w:lang w:val="ru-RU"/>
+        </w:rPr>
+        <w:t xml:space="preserve"> и может быть ограничено “грубостью” семантических токенов.</w:t>
       </w:r>
     </w:p>
     <w:p>
       <w:pPr>
         <w:pStyle w:val="a0"/>
-      </w:pPr>
+        <w:rPr>
+          <w:lang w:val="ru-RU"/>
+        </w:rPr>
+      </w:pPr>
+      <w:r>
+        <w:rPr>
+          <w:lang w:val="ru-RU"/>
+        </w:rPr>
+        <w:t xml:space="preserve">Метод </w:t>
+      </w:r>
       <w:r>
         <w:rPr>
           <w:b/>
           <w:bCs/>
         </w:rPr>
-        <w:t>CECR-Net</w:t>
-      </w:r>
-      <w:r>
-        <w:t xml:space="preserve"> предлагает подход к аугментации данных без использования GAN, что снижает вычислительные затраты на обучение, а также дает довольно низкое время отлика (2.6 мс [7]) но демонстрирует чуть более низкие показатели точности по сравнению с другими аналогами.</w:t>
+        <w:t>FSRL</w:t>
+      </w:r>
+      <w:r>
+        <w:rPr>
+          <w:lang w:val="ru-RU"/>
+        </w:rPr>
+        <w:t xml:space="preserve"> показывает высокие результаты по метрик</w:t>
+      </w:r>
+      <w:r>
+        <w:t>fv</w:t>
+      </w:r>
+      <w:r>
+        <w:rPr>
+          <w:lang w:val="ru-RU"/>
+        </w:rPr>
+        <w:t xml:space="preserve"> точности за счет учета мелких деталей, но платит за это увеличением числа параметров (с 56</w:t>
+      </w:r>
+      <w:r>
+        <w:t>M</w:t>
+      </w:r>
+      <w:r>
+        <w:rPr>
+          <w:lang w:val="ru-RU"/>
+        </w:rPr>
+        <w:t xml:space="preserve"> до 76</w:t>
+      </w:r>
+      <w:r>
+        <w:t>M</w:t>
+      </w:r>
+      <w:r>
+        <w:rPr>
+          <w:lang w:val="ru-RU"/>
+        </w:rPr>
+        <w:t xml:space="preserve">) и снижением </w:t>
+      </w:r>
+      <w:r>
+        <w:t>FPS</w:t>
+      </w:r>
+      <w:r>
+        <w:rPr>
+          <w:lang w:val="ru-RU"/>
+        </w:rPr>
+        <w:t xml:space="preserve"> [6], что может быть критично для встраиваемых систем.</w:t>
       </w:r>
     </w:p>
     <w:p>
       <w:pPr>
         <w:pStyle w:val="a0"/>
-      </w:pPr>
-      <w:r>
-        <w:t>Для задач, требующих работы в реальном времени с ограниченными ресурсами, наиболее предпочтительными архитектурами являются те, которые выносят вычислительную сложность на этап обучения (AGPI2, MTRL).</w:t>
+        <w:rPr>
+          <w:lang w:val="ru-RU"/>
+        </w:rPr>
+      </w:pPr>
+      <w:r>
+        <w:rPr>
+          <w:b/>
+          <w:bCs/>
+        </w:rPr>
+        <w:t>CECR</w:t>
+      </w:r>
+      <w:r>
+        <w:rPr>
+          <w:b/>
+          <w:bCs/>
+          <w:lang w:val="ru-RU"/>
+        </w:rPr>
+        <w:t>-</w:t>
+      </w:r>
+      <w:r>
+        <w:rPr>
+          <w:b/>
+          <w:bCs/>
+        </w:rPr>
+        <w:t>Net</w:t>
+      </w:r>
+      <w:r>
+        <w:rPr>
+          <w:lang w:val="ru-RU"/>
+        </w:rPr>
+        <w:t xml:space="preserve"> предлагает подход к аугментации данных без использования </w:t>
+      </w:r>
+      <w:r>
+        <w:t>GAN</w:t>
+      </w:r>
+      <w:r>
+        <w:rPr>
+          <w:lang w:val="ru-RU"/>
+        </w:rPr>
+        <w:t>, что снижает вычислительные затраты на обучение, а также дает довольно низкое время отлика (2.6 мс [7]) но демонстрирует чуть более низкие показатели точности по сравнению с другими аналогами.</w:t>
+      </w:r>
+    </w:p>
+    <w:p>
+      <w:pPr>
+        <w:pStyle w:val="a0"/>
+        <w:rPr>
+          <w:lang w:val="ru-RU"/>
+        </w:rPr>
+      </w:pPr>
+      <w:r>
+        <w:rPr>
+          <w:lang w:val="ru-RU"/>
+        </w:rPr>
+        <w:lastRenderedPageBreak/>
+        <w:t>Для задач, требующих работы в реальном времени с ограниченными ресурсами, наиболее предпочтительными архитектурами являются те, которые выносят вычислительную сложность на этап обучения (</w:t>
+      </w:r>
+      <w:r>
+        <w:t>AGPI</w:t>
+      </w:r>
+      <w:r>
+        <w:rPr>
+          <w:lang w:val="ru-RU"/>
+        </w:rPr>
+        <w:t xml:space="preserve">2, </w:t>
+      </w:r>
+      <w:r>
+        <w:t>MTRL</w:t>
+      </w:r>
+      <w:r>
+        <w:rPr>
+          <w:lang w:val="ru-RU"/>
+        </w:rPr>
+        <w:t>).</w:t>
       </w:r>
     </w:p>
     <w:p>
       <w:pPr>
         <w:pStyle w:val="2"/>
+        <w:rPr>
+          <w:lang w:val="ru-RU"/>
+        </w:rPr>
       </w:pPr>
       <w:bookmarkStart w:id="14" w:name="выбор-метода-решения"/>
       <w:bookmarkEnd w:id="3"/>
       <w:bookmarkEnd w:id="13"/>
       <w:r>
-        <w:lastRenderedPageBreak/>
+        <w:rPr>
+          <w:lang w:val="ru-RU"/>
+        </w:rPr>
         <w:t>Выбор метода решения</w:t>
       </w:r>
     </w:p>
     <w:p>
       <w:pPr>
         <w:pStyle w:val="FirstParagraph"/>
-      </w:pPr>
-      <w:r>
-        <w:t>Реализуемый программный модуль должен представлять из себя полноценный, стандартный для применяемого на практике re-id модуля, пайплайн (конвейер), включающий детекцию, выделение признаков и сопоставление с галереей ранее идентифицированных объектов. В данном исследовании объектами являются люди в кадрах видеозаписи.</w:t>
+        <w:rPr>
+          <w:lang w:val="ru-RU"/>
+        </w:rPr>
+      </w:pPr>
+      <w:r>
+        <w:rPr>
+          <w:lang w:val="ru-RU"/>
+        </w:rPr>
+        <w:t xml:space="preserve">Реализуемый программный модуль должен представлять из себя полноценный, стандартный для применяемого на практике </w:t>
+      </w:r>
+      <w:r>
+        <w:t>re</w:t>
+      </w:r>
+      <w:r>
+        <w:rPr>
+          <w:lang w:val="ru-RU"/>
+        </w:rPr>
+        <w:t>-</w:t>
+      </w:r>
+      <w:r>
+        <w:t>id</w:t>
+      </w:r>
+      <w:r>
+        <w:rPr>
+          <w:lang w:val="ru-RU"/>
+        </w:rPr>
+        <w:t xml:space="preserve"> модуля, пайплайн (конвейер), включающий детекцию, выделение признаков и сопоставление с галереей ранее идентифицированных объектов. В данном исследовании объектами являются люди в кадрах видеозаписи.</w:t>
       </w:r>
     </w:p>
     <w:p>
       <w:pPr>
         <w:pStyle w:val="a0"/>
-      </w:pPr>
-      <w:r>
-        <w:t>Для детекции будет применена модель YOLO, зарекомендовавшая себя как прооверенный временем и постоянно обновлямый фреймворк для детекции и трекинга объектов [14].</w:t>
+        <w:rPr>
+          <w:lang w:val="ru-RU"/>
+        </w:rPr>
+      </w:pPr>
+      <w:r>
+        <w:rPr>
+          <w:lang w:val="ru-RU"/>
+        </w:rPr>
+        <w:t xml:space="preserve">Для детекции будет применена модель </w:t>
+      </w:r>
+      <w:r>
+        <w:t>YOLO</w:t>
+      </w:r>
+      <w:r>
+        <w:rPr>
+          <w:lang w:val="ru-RU"/>
+        </w:rPr>
+        <w:t>, зарекомендовавшая себя как прооверенный временем и постоянно обновлямый фреймворк для детекции и трекинга объектов [14].</w:t>
       </w:r>
     </w:p>
     <w:p>
       <w:pPr>
         <w:pStyle w:val="a0"/>
-      </w:pPr>
-      <w:r>
-        <w:t xml:space="preserve">Решение задачи re-id: За основу метода идентификации будет взят один из методов, использующих генеративный подход: </w:t>
+        <w:rPr>
+          <w:lang w:val="ru-RU"/>
+        </w:rPr>
+      </w:pPr>
+      <w:r>
+        <w:rPr>
+          <w:lang w:val="ru-RU"/>
+        </w:rPr>
+        <w:t xml:space="preserve">Решение задачи </w:t>
+      </w:r>
+      <w:r>
+        <w:t>re</w:t>
+      </w:r>
+      <w:r>
+        <w:rPr>
+          <w:lang w:val="ru-RU"/>
+        </w:rPr>
+        <w:t>-</w:t>
+      </w:r>
+      <w:r>
+        <w:t>id</w:t>
+      </w:r>
+      <w:r>
+        <w:rPr>
+          <w:lang w:val="ru-RU"/>
+        </w:rPr>
+        <w:t xml:space="preserve">: За основу метода идентификации будет взят один из методов, использующих генеративный подход: </w:t>
       </w:r>
       <w:r>
         <w:rPr>
           <w:b/>
           <w:bCs/>
         </w:rPr>
-        <w:t>AGPI2</w:t>
-      </w:r>
-      <w:r>
-        <w:t xml:space="preserve"> или </w:t>
+        <w:t>AGPI</w:t>
       </w:r>
       <w:r>
         <w:rPr>
           <w:b/>
           <w:bCs/>
+          <w:lang w:val="ru-RU"/>
+        </w:rPr>
+        <w:t>2</w:t>
+      </w:r>
+      <w:r>
+        <w:rPr>
+          <w:lang w:val="ru-RU"/>
+        </w:rPr>
+        <w:t xml:space="preserve"> или </w:t>
+      </w:r>
+      <w:r>
+        <w:rPr>
+          <w:b/>
+          <w:bCs/>
         </w:rPr>
         <w:t>MTRL</w:t>
       </w:r>
       <w:r>
+        <w:rPr>
+          <w:lang w:val="ru-RU"/>
+        </w:rPr>
         <w:t xml:space="preserve"> с модификацией процедуры обучения с помощью добавления аугментации данных или объединения подходов, используемых в данных методах.</w:t>
       </w:r>
     </w:p>
     <w:p>
       <w:pPr>
         <w:pStyle w:val="a0"/>
-      </w:pPr>
-      <w:r>
+        <w:rPr>
+          <w:lang w:val="ru-RU"/>
+        </w:rPr>
+      </w:pPr>
+      <w:r>
+        <w:rPr>
+          <w:lang w:val="ru-RU"/>
+        </w:rPr>
         <w:t>Для подтверждения эффективности выбранного метода необходимо провести следующие эксперименты:</w:t>
       </w:r>
     </w:p>
@@ -1600,7 +3361,67 @@
         </w:numPr>
       </w:pPr>
       <w:r>
-        <w:t>Тестирование на стандартном датасете SYSU-MM01 по критериям точности (значение Rank-1, mAP) в режиме All Search. Ожидаются значения Rank-1 &gt; 76%, mAP &gt; 75%.</w:t>
+        <w:rPr>
+          <w:lang w:val="ru-RU"/>
+        </w:rPr>
+        <w:t xml:space="preserve">Тестирование на стандартном датасете </w:t>
+      </w:r>
+      <w:r>
+        <w:t>SYSU</w:t>
+      </w:r>
+      <w:r>
+        <w:rPr>
+          <w:lang w:val="ru-RU"/>
+        </w:rPr>
+        <w:t>-</w:t>
+      </w:r>
+      <w:r>
+        <w:t>MM</w:t>
+      </w:r>
+      <w:r>
+        <w:rPr>
+          <w:lang w:val="ru-RU"/>
+        </w:rPr>
+        <w:t xml:space="preserve">01 по критериям точности (значение </w:t>
+      </w:r>
+      <w:r>
+        <w:t>Rank</w:t>
+      </w:r>
+      <w:r>
+        <w:rPr>
+          <w:lang w:val="ru-RU"/>
+        </w:rPr>
+        <w:t xml:space="preserve">-1, </w:t>
+      </w:r>
+      <w:r>
+        <w:t>mAP</w:t>
+      </w:r>
+      <w:r>
+        <w:rPr>
+          <w:lang w:val="ru-RU"/>
+        </w:rPr>
+        <w:t xml:space="preserve">) в режиме </w:t>
+      </w:r>
+      <w:r>
+        <w:t>All</w:t>
+      </w:r>
+      <w:r>
+        <w:rPr>
+          <w:lang w:val="ru-RU"/>
+        </w:rPr>
+        <w:t xml:space="preserve"> </w:t>
+      </w:r>
+      <w:r>
+        <w:t>Search</w:t>
+      </w:r>
+      <w:r>
+        <w:rPr>
+          <w:lang w:val="ru-RU"/>
+        </w:rPr>
+        <w:t xml:space="preserve">. </w:t>
+      </w:r>
+      <w:r>
+        <w:t>Ожидаются значения Rank-1 &gt; 76%, mAP &gt; 75%.</w:t>
       </w:r>
     </w:p>
     <w:p>
@@ -1610,9 +3431,24 @@
           <w:ilvl w:val="0"/>
           <w:numId w:val="4"/>
         </w:numPr>
-      </w:pPr>
-      <w:r>
-        <w:t>Замер времени отклика полученного программного модуля для оценки применимости в системах видеонаблюдения реального времени. Ожидается сохранение скорости на уровне baseline методов, не использующих генеративный подход для обучения.</w:t>
+        <w:rPr>
+          <w:lang w:val="ru-RU"/>
+        </w:rPr>
+      </w:pPr>
+      <w:r>
+        <w:rPr>
+          <w:lang w:val="ru-RU"/>
+        </w:rPr>
+        <w:t xml:space="preserve">Замер времени отклика полученного программного модуля для оценки применимости в системах видеонаблюдения реального времени. Ожидается сохранение скорости на уровне </w:t>
+      </w:r>
+      <w:r>
+        <w:t>baseline</w:t>
+      </w:r>
+      <w:r>
+        <w:rPr>
+          <w:lang w:val="ru-RU"/>
+        </w:rPr>
+        <w:t xml:space="preserve"> методов, не использующих генеративный подход для обучения.</w:t>
       </w:r>
     </w:p>
     <w:p>
@@ -1622,54 +3458,195 @@
           <w:ilvl w:val="0"/>
           <w:numId w:val="4"/>
         </w:numPr>
-      </w:pPr>
-      <w:r>
-        <w:t>Визуализация распределения признаков (t-SNE) для видимых и инфракрасных изображений одной персоны до и после применения предложенного метода обучения. Ожидается более плотная кластеризация признаков одной личности независимо от спектра.</w:t>
+        <w:rPr>
+          <w:lang w:val="ru-RU"/>
+        </w:rPr>
+      </w:pPr>
+      <w:r>
+        <w:rPr>
+          <w:lang w:val="ru-RU"/>
+        </w:rPr>
+        <w:t>Визуализация распределения признаков (</w:t>
+      </w:r>
+      <w:r>
+        <w:t>t</w:t>
+      </w:r>
+      <w:r>
+        <w:rPr>
+          <w:lang w:val="ru-RU"/>
+        </w:rPr>
+        <w:t>-</w:t>
+      </w:r>
+      <w:r>
+        <w:t>SNE</w:t>
+      </w:r>
+      <w:r>
+        <w:rPr>
+          <w:lang w:val="ru-RU"/>
+        </w:rPr>
+        <w:t>) для видимых и инфракрасных изображений одной персоны до и после применения предложенного метода обучения. Ожидается более плотная кластеризация признаков одной личности независимо от спектра.</w:t>
       </w:r>
     </w:p>
     <w:p>
       <w:pPr>
         <w:pStyle w:val="2"/>
+        <w:rPr>
+          <w:lang w:val="ru-RU"/>
+        </w:rPr>
       </w:pPr>
       <w:bookmarkStart w:id="15" w:name="описание-метода-решения"/>
       <w:bookmarkEnd w:id="14"/>
       <w:r>
+        <w:rPr>
+          <w:lang w:val="ru-RU"/>
+        </w:rPr>
         <w:t>Описание метода решения</w:t>
       </w:r>
     </w:p>
     <w:p>
       <w:pPr>
         <w:pStyle w:val="FirstParagraph"/>
-      </w:pPr>
-      <w:r>
-        <w:t>Разрабатываемый программный модуль представляет собой конвейер (pipeline) обработки видеоданных, состоящий из трех основных этапов: детекция, извлечение признаков и сопоставление.</w:t>
+        <w:rPr>
+          <w:lang w:val="ru-RU"/>
+        </w:rPr>
+      </w:pPr>
+      <w:r>
+        <w:rPr>
+          <w:lang w:val="ru-RU"/>
+        </w:rPr>
+        <w:t>Разрабатываемый программный модуль представляет собой конвейер (</w:t>
+      </w:r>
+      <w:r>
+        <w:t>pipeline</w:t>
+      </w:r>
+      <w:r>
+        <w:rPr>
+          <w:lang w:val="ru-RU"/>
+        </w:rPr>
+        <w:t>) обработки видеоданных, состоящий из трех основных этапов: детекция, извлечение признаков и сопоставление.</w:t>
       </w:r>
     </w:p>
     <w:p>
       <w:pPr>
         <w:pStyle w:val="3"/>
+        <w:rPr>
+          <w:lang w:val="ru-RU"/>
+        </w:rPr>
       </w:pPr>
       <w:bookmarkStart w:id="16" w:name="модуль-детекции"/>
       <w:r>
+        <w:rPr>
+          <w:lang w:val="ru-RU"/>
+        </w:rPr>
         <w:t>1. Модуль детекции</w:t>
       </w:r>
     </w:p>
     <w:p>
       <w:pPr>
         <w:pStyle w:val="FirstParagraph"/>
-      </w:pPr>
-      <w:r>
-        <w:t>Первичная обработка видеопотока осуществляется с помощью модели YOLO (You Only Look Once) [14]. Данный фреймворк выбран благодаря оптимальному балансу скорости и точности. Модуль принимает на вход кадр видеопотока и возвращает координаты ограничивающих рамок (bounding boxes) для всех обнаруженных людей. Изображения внутри рамок вырезаются, масштабируются до фиксированного размера (например, 256x128 пикселей) и передаются в модуль извлечения признаков.</w:t>
+        <w:rPr>
+          <w:lang w:val="ru-RU"/>
+        </w:rPr>
+      </w:pPr>
+      <w:r>
+        <w:rPr>
+          <w:lang w:val="ru-RU"/>
+        </w:rPr>
+        <w:t xml:space="preserve">Первичная обработка видеопотока осуществляется с помощью модели </w:t>
+      </w:r>
+      <w:r>
+        <w:t>YOLO</w:t>
+      </w:r>
+      <w:r>
+        <w:rPr>
+          <w:lang w:val="ru-RU"/>
+        </w:rPr>
+        <w:t xml:space="preserve"> (</w:t>
+      </w:r>
+      <w:r>
+        <w:t>You</w:t>
+      </w:r>
+      <w:r>
+        <w:rPr>
+          <w:lang w:val="ru-RU"/>
+        </w:rPr>
+        <w:t xml:space="preserve"> </w:t>
+      </w:r>
+      <w:r>
+        <w:t>Only</w:t>
+      </w:r>
+      <w:r>
+        <w:rPr>
+          <w:lang w:val="ru-RU"/>
+        </w:rPr>
+        <w:t xml:space="preserve"> </w:t>
+      </w:r>
+      <w:r>
+        <w:t>Look</w:t>
+      </w:r>
+      <w:r>
+        <w:rPr>
+          <w:lang w:val="ru-RU"/>
+        </w:rPr>
+        <w:t xml:space="preserve"> </w:t>
+      </w:r>
+      <w:r>
+        <w:t>Once</w:t>
+      </w:r>
+      <w:r>
+        <w:rPr>
+          <w:lang w:val="ru-RU"/>
+        </w:rPr>
+        <w:t>) [14]. Данный фреймворк выбран благодаря оптимальному балансу скорости и точности. Модуль принимает на вход кадр видеопотока и возвращает координаты ограничивающих рамок (</w:t>
+      </w:r>
+      <w:r>
+        <w:t>bounding</w:t>
+      </w:r>
+      <w:r>
+        <w:rPr>
+          <w:lang w:val="ru-RU"/>
+        </w:rPr>
+        <w:t xml:space="preserve"> </w:t>
+      </w:r>
+      <w:r>
+        <w:t>boxes</w:t>
+      </w:r>
+      <w:r>
+        <w:rPr>
+          <w:lang w:val="ru-RU"/>
+        </w:rPr>
+        <w:t xml:space="preserve">) для всех обнаруженных людей. Изображения </w:t>
+      </w:r>
+      <w:r>
+        <w:rPr>
+          <w:lang w:val="ru-RU"/>
+        </w:rPr>
+        <w:lastRenderedPageBreak/>
+        <w:t>внутри рамок вырезаются, масштабируются до фиксированного размера (например, 256</w:t>
+      </w:r>
+      <w:r>
+        <w:t>x</w:t>
+      </w:r>
+      <w:r>
+        <w:rPr>
+          <w:lang w:val="ru-RU"/>
+        </w:rPr>
+        <w:t>128 пикселей) и передаются в модуль извлечения признаков.</w:t>
       </w:r>
     </w:p>
     <w:p>
       <w:pPr>
         <w:pStyle w:val="3"/>
+        <w:rPr>
+          <w:lang w:val="ru-RU"/>
+        </w:rPr>
       </w:pPr>
       <w:bookmarkStart w:id="17" w:name="модуль-извлечения-признаков"/>
       <w:bookmarkEnd w:id="16"/>
       <w:r>
-        <w:lastRenderedPageBreak/>
+        <w:rPr>
+          <w:lang w:val="ru-RU"/>
+        </w:rPr>
         <w:t>2. Модуль извлечения признаков</w:t>
       </w:r>
     </w:p>
@@ -1678,7 +3655,31 @@
         <w:pStyle w:val="FirstParagraph"/>
       </w:pPr>
       <w:r>
-        <w:t>Модуль извлечения признаков основывается на выбранном генеративном подходе, осуществляющем повторную идентификацию человека, с помощью адаптации и модификации архитектур, описанных в AGPI2/MTRL. Идеи по построению архитектуры модуля:</w:t>
+        <w:rPr>
+          <w:lang w:val="ru-RU"/>
+        </w:rPr>
+        <w:t xml:space="preserve">Модуль извлечения признаков основывается на выбранном генеративном подходе, осуществляющем повторную идентификацию человека, с помощью адаптации и модификации архитектур, описанных в </w:t>
+      </w:r>
+      <w:r>
+        <w:t>AGPI</w:t>
+      </w:r>
+      <w:r>
+        <w:rPr>
+          <w:lang w:val="ru-RU"/>
+        </w:rPr>
+        <w:t>2/</w:t>
+      </w:r>
+      <w:r>
+        <w:t>MTRL</w:t>
+      </w:r>
+      <w:r>
+        <w:rPr>
+          <w:lang w:val="ru-RU"/>
+        </w:rPr>
+        <w:t xml:space="preserve">. </w:t>
+      </w:r>
+      <w:r>
+        <w:t>Идеи по построению архитектуры модуля:</w:t>
       </w:r>
     </w:p>
     <w:p>
@@ -1688,9 +3689,24 @@
           <w:ilvl w:val="0"/>
           <w:numId w:val="5"/>
         </w:numPr>
-      </w:pPr>
-      <w:r>
-        <w:t>В качестве основной сверточной сети, используемой моделью будет выбрана СНС ResNet50.</w:t>
+        <w:rPr>
+          <w:lang w:val="ru-RU"/>
+        </w:rPr>
+      </w:pPr>
+      <w:r>
+        <w:rPr>
+          <w:lang w:val="ru-RU"/>
+        </w:rPr>
+        <w:t xml:space="preserve">В качестве основной сверточной сети, используемой моделью будет выбрана СНС </w:t>
+      </w:r>
+      <w:r>
+        <w:t>ResNet</w:t>
+      </w:r>
+      <w:r>
+        <w:rPr>
+          <w:lang w:val="ru-RU"/>
+        </w:rPr>
+        <w:t>50.</w:t>
       </w:r>
     </w:p>
     <w:p>
@@ -1700,9 +3716,42 @@
           <w:ilvl w:val="0"/>
           <w:numId w:val="5"/>
         </w:numPr>
-      </w:pPr>
-      <w:r>
-        <w:t>Процесс обучения будет состоять из двух потоков: первый поток обрабатывает реальные изображения, второй поток на основе GAN создает “виртуальные” признаки, имитирующие переход между RGB и IR спектрами.</w:t>
+        <w:rPr>
+          <w:lang w:val="ru-RU"/>
+        </w:rPr>
+      </w:pPr>
+      <w:r>
+        <w:rPr>
+          <w:lang w:val="ru-RU"/>
+        </w:rPr>
+        <w:t xml:space="preserve">Процесс обучения будет состоять из двух потоков: первый поток обрабатывает реальные изображения, второй поток на основе </w:t>
+      </w:r>
+      <w:r>
+        <w:t>GAN</w:t>
+      </w:r>
+      <w:r>
+        <w:rPr>
+          <w:lang w:val="ru-RU"/>
+        </w:rPr>
+        <w:t xml:space="preserve"> создает “виртуальные” признаки, имитирующие переход между </w:t>
+      </w:r>
+      <w:r>
+        <w:t>RGB</w:t>
+      </w:r>
+      <w:r>
+        <w:rPr>
+          <w:lang w:val="ru-RU"/>
+        </w:rPr>
+        <w:t xml:space="preserve"> и </w:t>
+      </w:r>
+      <w:r>
+        <w:t>IR</w:t>
+      </w:r>
+      <w:r>
+        <w:rPr>
+          <w:lang w:val="ru-RU"/>
+        </w:rPr>
+        <w:t xml:space="preserve"> спектрами.</w:t>
       </w:r>
     </w:p>
     <w:p>
@@ -1712,9 +3761,42 @@
           <w:ilvl w:val="0"/>
           <w:numId w:val="5"/>
         </w:numPr>
-      </w:pPr>
-      <w:r>
-        <w:t>Модификация модели обучения будет основана на аугментации данных, которая может использовать подход метода CECR-Net со случайным выбором цветового канала подваемого изображения для имитации одноканального IR режима.</w:t>
+        <w:rPr>
+          <w:lang w:val="ru-RU"/>
+        </w:rPr>
+      </w:pPr>
+      <w:r>
+        <w:rPr>
+          <w:lang w:val="ru-RU"/>
+        </w:rPr>
+        <w:t xml:space="preserve">Модификация модели обучения будет основана на аугментации данных, которая может использовать подход метода </w:t>
+      </w:r>
+      <w:r>
+        <w:t>CECR</w:t>
+      </w:r>
+      <w:r>
+        <w:rPr>
+          <w:lang w:val="ru-RU"/>
+        </w:rPr>
+        <w:t>-</w:t>
+      </w:r>
+      <w:r>
+        <w:t>Net</w:t>
+      </w:r>
+      <w:r>
+        <w:rPr>
+          <w:lang w:val="ru-RU"/>
+        </w:rPr>
+        <w:t xml:space="preserve"> со случайным выбором цветового канала подваемого изображения для имитации одноканального </w:t>
+      </w:r>
+      <w:r>
+        <w:t>IR</w:t>
+      </w:r>
+      <w:r>
+        <w:rPr>
+          <w:lang w:val="ru-RU"/>
+        </w:rPr>
+        <w:t xml:space="preserve"> режима.</w:t>
       </w:r>
     </w:p>
     <w:p>
@@ -1724,9 +3806,105 @@
           <w:ilvl w:val="0"/>
           <w:numId w:val="5"/>
         </w:numPr>
-      </w:pPr>
-      <w:r>
-        <w:t>В качестве функции потерь будет использоваться комбинация, описанная для MTRL: Modality-Aware Hierarchical Constraints Loss и Modality-Query Regularization Loss.</w:t>
+        <w:rPr>
+          <w:lang w:val="ru-RU"/>
+        </w:rPr>
+      </w:pPr>
+      <w:r>
+        <w:rPr>
+          <w:lang w:val="ru-RU"/>
+        </w:rPr>
+        <w:t xml:space="preserve">В качестве функции потерь будет использоваться комбинация, описанная для </w:t>
+      </w:r>
+      <w:r>
+        <w:t>MTRL</w:t>
+      </w:r>
+      <w:r>
+        <w:rPr>
+          <w:lang w:val="ru-RU"/>
+        </w:rPr>
+        <w:t xml:space="preserve">: </w:t>
+      </w:r>
+      <w:r>
+        <w:t>Modality</w:t>
+      </w:r>
+      <w:r>
+        <w:rPr>
+          <w:lang w:val="ru-RU"/>
+        </w:rPr>
+        <w:t>-</w:t>
+      </w:r>
+      <w:r>
+        <w:t>Aware</w:t>
+      </w:r>
+      <w:r>
+        <w:rPr>
+          <w:lang w:val="ru-RU"/>
+        </w:rPr>
+        <w:t xml:space="preserve"> </w:t>
+      </w:r>
+      <w:r>
+        <w:t>Hierarchical</w:t>
+      </w:r>
+      <w:r>
+        <w:rPr>
+          <w:lang w:val="ru-RU"/>
+        </w:rPr>
+        <w:t xml:space="preserve"> </w:t>
+      </w:r>
+      <w:r>
+        <w:t>Constraints</w:t>
+      </w:r>
+      <w:r>
+        <w:rPr>
+          <w:lang w:val="ru-RU"/>
+        </w:rPr>
+        <w:t xml:space="preserve"> </w:t>
+      </w:r>
+      <w:r>
+        <w:t>Loss</w:t>
+      </w:r>
+      <w:r>
+        <w:rPr>
+          <w:lang w:val="ru-RU"/>
+        </w:rPr>
+        <w:t xml:space="preserve"> и </w:t>
+      </w:r>
+      <w:r>
+        <w:t>Modality</w:t>
+      </w:r>
+      <w:r>
+        <w:rPr>
+          <w:lang w:val="ru-RU"/>
+        </w:rPr>
+        <w:t>-</w:t>
+      </w:r>
+      <w:r>
+        <w:t>Query</w:t>
+      </w:r>
+      <w:r>
+        <w:rPr>
+          <w:lang w:val="ru-RU"/>
+        </w:rPr>
+        <w:t xml:space="preserve"> </w:t>
+      </w:r>
+      <w:r>
+        <w:t>Regularization</w:t>
+      </w:r>
+      <w:r>
+        <w:rPr>
+          <w:lang w:val="ru-RU"/>
+        </w:rPr>
+        <w:t xml:space="preserve"> </w:t>
+      </w:r>
+      <w:r>
+        <w:t>Loss</w:t>
+      </w:r>
+      <w:r>
+        <w:rPr>
+          <w:lang w:val="ru-RU"/>
+        </w:rPr>
+        <w:t>.</w:t>
       </w:r>
     </w:p>
     <w:p>
@@ -1736,54 +3914,153 @@
           <w:ilvl w:val="0"/>
           <w:numId w:val="5"/>
         </w:numPr>
-      </w:pPr>
-      <w:r>
+        <w:rPr>
+          <w:lang w:val="ru-RU"/>
+        </w:rPr>
+      </w:pPr>
+      <w:r>
+        <w:rPr>
+          <w:lang w:val="ru-RU"/>
+        </w:rPr>
         <w:t>На выходе должен формироваться вектор признаков, слабо зависящих от цветовых характеристик обрабатываемых изображений.</w:t>
       </w:r>
     </w:p>
     <w:p>
       <w:pPr>
         <w:pStyle w:val="3"/>
+        <w:rPr>
+          <w:lang w:val="ru-RU"/>
+        </w:rPr>
       </w:pPr>
       <w:bookmarkStart w:id="18" w:name="модуль-сопоставления-и-ранжирования"/>
       <w:bookmarkEnd w:id="17"/>
       <w:r>
+        <w:rPr>
+          <w:lang w:val="ru-RU"/>
+        </w:rPr>
         <w:t>3. Модуль сопоставления и ранжирования</w:t>
       </w:r>
     </w:p>
     <w:p>
       <w:pPr>
         <w:pStyle w:val="FirstParagraph"/>
-      </w:pPr>
-      <w:r>
-        <w:t>Полученный вектор признаков должен сравнивается с галереей ранее сохраненных векторов, полученных при идентификации предыдущих изображений. Для сопоставления id должен осуществляться расчет меры близости, например на основе косинусного расстояния.</w:t>
+        <w:rPr>
+          <w:lang w:val="ru-RU"/>
+        </w:rPr>
+      </w:pPr>
+      <w:r>
+        <w:rPr>
+          <w:lang w:val="ru-RU"/>
+        </w:rPr>
+        <w:t xml:space="preserve">Полученный вектор признаков должен сравнивается с галереей ранее сохраненных векторов, полученных при идентификации предыдущих изображений. Для сопоставления </w:t>
+      </w:r>
+      <w:r>
+        <w:t>id</w:t>
+      </w:r>
+      <w:r>
+        <w:rPr>
+          <w:lang w:val="ru-RU"/>
+        </w:rPr>
+        <w:t xml:space="preserve"> должен осуществляться расчет меры близости, например на основе косинусного расстояния.</w:t>
       </w:r>
     </w:p>
     <w:p>
       <w:pPr>
         <w:pStyle w:val="2"/>
+        <w:rPr>
+          <w:lang w:val="ru-RU"/>
+        </w:rPr>
       </w:pPr>
       <w:bookmarkStart w:id="19" w:name="исследование-метода-решения"/>
       <w:bookmarkEnd w:id="15"/>
       <w:bookmarkEnd w:id="18"/>
       <w:r>
+        <w:rPr>
+          <w:lang w:val="ru-RU"/>
+        </w:rPr>
         <w:t>Исследование метода решения</w:t>
       </w:r>
     </w:p>
     <w:p>
       <w:pPr>
         <w:pStyle w:val="FirstParagraph"/>
-      </w:pPr>
-      <w:r>
+        <w:rPr>
+          <w:lang w:val="ru-RU"/>
+        </w:rPr>
+      </w:pPr>
+      <w:r>
+        <w:rPr>
+          <w:lang w:val="ru-RU"/>
+        </w:rPr>
         <w:t>Для подтверждения эффективности предложенного подхода запланировано проведение экспериментального исследования.</w:t>
       </w:r>
     </w:p>
     <w:p>
       <w:pPr>
         <w:pStyle w:val="a0"/>
-      </w:pPr>
-      <w:r>
-        <w:t>Экпериментальное определение точности модифицируемой архитектцуры обучения сети будет определяться с помощью вычисления метрик Rank-1 и mAP на наборе данных SYSU-MM01 [12, 13] в режиме All Search.</w:t>
+        <w:rPr>
+          <w:lang w:val="ru-RU"/>
+        </w:rPr>
+      </w:pPr>
+      <w:r>
+        <w:rPr>
+          <w:lang w:val="ru-RU"/>
+        </w:rPr>
+        <w:t xml:space="preserve">Экпериментальное определение точности модифицируемой архитектцуры обучения сети будет определяться с помощью вычисления метрик </w:t>
+      </w:r>
+      <w:r>
+        <w:t>Rank</w:t>
+      </w:r>
+      <w:r>
+        <w:rPr>
+          <w:lang w:val="ru-RU"/>
+        </w:rPr>
+        <w:t xml:space="preserve">-1 и </w:t>
+      </w:r>
+      <w:r>
+        <w:t>mAP</w:t>
+      </w:r>
+      <w:r>
+        <w:rPr>
+          <w:lang w:val="ru-RU"/>
+        </w:rPr>
+        <w:t xml:space="preserve"> на наборе данных </w:t>
+      </w:r>
+      <w:r>
+        <w:t>SYSU</w:t>
+      </w:r>
+      <w:r>
+        <w:rPr>
+          <w:lang w:val="ru-RU"/>
+        </w:rPr>
+        <w:t>-</w:t>
+      </w:r>
+      <w:r>
+        <w:t>MM</w:t>
+      </w:r>
+      <w:r>
+        <w:rPr>
+          <w:lang w:val="ru-RU"/>
+        </w:rPr>
+        <w:t xml:space="preserve">01 [12, 13] в режиме </w:t>
+      </w:r>
+      <w:r>
+        <w:t>All</w:t>
+      </w:r>
+      <w:r>
+        <w:rPr>
+          <w:lang w:val="ru-RU"/>
+        </w:rPr>
+        <w:t xml:space="preserve"> </w:t>
+      </w:r>
+      <w:r>
+        <w:t>Search</w:t>
+      </w:r>
+      <w:r>
+        <w:rPr>
+          <w:lang w:val="ru-RU"/>
+        </w:rPr>
+        <w:t>.</w:t>
       </w:r>
     </w:p>
     <w:p>
@@ -1802,9 +4079,33 @@
           <w:ilvl w:val="0"/>
           <w:numId w:val="6"/>
         </w:numPr>
-      </w:pPr>
-      <w:r>
-        <w:t>Обучение базовой модели (ResNet-50) без использования кросс-модальных техник для получения baseline-значений.</w:t>
+        <w:rPr>
+          <w:lang w:val="ru-RU"/>
+        </w:rPr>
+      </w:pPr>
+      <w:r>
+        <w:rPr>
+          <w:lang w:val="ru-RU"/>
+        </w:rPr>
+        <w:t>Обучение базовой модели (</w:t>
+      </w:r>
+      <w:r>
+        <w:t>ResNet</w:t>
+      </w:r>
+      <w:r>
+        <w:rPr>
+          <w:lang w:val="ru-RU"/>
+        </w:rPr>
+        <w:t xml:space="preserve">-50) без использования кросс-модальных техник для получения </w:t>
+      </w:r>
+      <w:r>
+        <w:t>baseline</w:t>
+      </w:r>
+      <w:r>
+        <w:rPr>
+          <w:lang w:val="ru-RU"/>
+        </w:rPr>
+        <w:t>-значений.</w:t>
       </w:r>
     </w:p>
     <w:p>
@@ -1814,8 +4115,14 @@
           <w:ilvl w:val="0"/>
           <w:numId w:val="6"/>
         </w:numPr>
-      </w:pPr>
-      <w:r>
+        <w:rPr>
+          <w:lang w:val="ru-RU"/>
+        </w:rPr>
+      </w:pPr>
+      <w:r>
+        <w:rPr>
+          <w:lang w:val="ru-RU"/>
+        </w:rPr>
         <w:t>Обучение модели с внедренным генеративным модулем (предложенный метод).</w:t>
       </w:r>
     </w:p>
@@ -1838,8 +4145,14 @@
           <w:ilvl w:val="0"/>
           <w:numId w:val="6"/>
         </w:numPr>
-      </w:pPr>
-      <w:r>
+        <w:rPr>
+          <w:lang w:val="ru-RU"/>
+        </w:rPr>
+      </w:pPr>
+      <w:r>
+        <w:rPr>
+          <w:lang w:val="ru-RU"/>
+        </w:rPr>
         <w:t>Замер времени инференса (время отклика) на одном кадре.</w:t>
       </w:r>
     </w:p>
@@ -1850,28 +4163,82 @@
           <w:ilvl w:val="0"/>
           <w:numId w:val="6"/>
         </w:numPr>
-      </w:pPr>
-      <w:r>
-        <w:t>Визуализация пространства признаков с помощью алгоритма t-SNE для оценки качества кластеризации RGB и IR образов одной персоны.</w:t>
+        <w:rPr>
+          <w:lang w:val="ru-RU"/>
+        </w:rPr>
+      </w:pPr>
+      <w:r>
+        <w:rPr>
+          <w:lang w:val="ru-RU"/>
+        </w:rPr>
+        <w:lastRenderedPageBreak/>
+        <w:t xml:space="preserve">Визуализация пространства признаков с помощью алгоритма </w:t>
+      </w:r>
+      <w:r>
+        <w:t>t</w:t>
+      </w:r>
+      <w:r>
+        <w:rPr>
+          <w:lang w:val="ru-RU"/>
+        </w:rPr>
+        <w:t>-</w:t>
+      </w:r>
+      <w:r>
+        <w:t>SNE</w:t>
+      </w:r>
+      <w:r>
+        <w:rPr>
+          <w:lang w:val="ru-RU"/>
+        </w:rPr>
+        <w:t xml:space="preserve"> для оценки качества кластеризации </w:t>
+      </w:r>
+      <w:r>
+        <w:t>RGB</w:t>
+      </w:r>
+      <w:r>
+        <w:rPr>
+          <w:lang w:val="ru-RU"/>
+        </w:rPr>
+        <w:t xml:space="preserve"> и </w:t>
+      </w:r>
+      <w:r>
+        <w:t>IR</w:t>
+      </w:r>
+      <w:r>
+        <w:rPr>
+          <w:lang w:val="ru-RU"/>
+        </w:rPr>
+        <w:t xml:space="preserve"> образов одной персоны.</w:t>
       </w:r>
     </w:p>
     <w:p>
       <w:pPr>
         <w:pStyle w:val="2"/>
+        <w:rPr>
+          <w:lang w:val="ru-RU"/>
+        </w:rPr>
       </w:pPr>
       <w:bookmarkStart w:id="21" w:name="заключение"/>
       <w:bookmarkEnd w:id="19"/>
       <w:bookmarkEnd w:id="20"/>
       <w:r>
-        <w:lastRenderedPageBreak/>
+        <w:rPr>
+          <w:lang w:val="ru-RU"/>
+        </w:rPr>
         <w:t>Заключение</w:t>
       </w:r>
     </w:p>
     <w:p>
       <w:pPr>
         <w:pStyle w:val="FirstParagraph"/>
-      </w:pPr>
-      <w:r>
+        <w:rPr>
+          <w:lang w:val="ru-RU"/>
+        </w:rPr>
+      </w:pPr>
+      <w:r>
+        <w:rPr>
+          <w:lang w:val="ru-RU"/>
+        </w:rPr>
         <w:t>В рамках работы над статьей были решены поставленные задачи:</w:t>
       </w:r>
     </w:p>
@@ -1882,9 +4249,42 @@
           <w:ilvl w:val="0"/>
           <w:numId w:val="7"/>
         </w:numPr>
-      </w:pPr>
-      <w:r>
-        <w:t>Проведен анализ предметной области, подтвердивший потерю точности классических методов в задаче Visible-Infrared ReID.</w:t>
+        <w:rPr>
+          <w:lang w:val="ru-RU"/>
+        </w:rPr>
+      </w:pPr>
+      <w:r>
+        <w:rPr>
+          <w:lang w:val="ru-RU"/>
+        </w:rPr>
+        <w:t xml:space="preserve">Проведен анализ предметной области, подтвердивший потерю точности классических методов в задаче </w:t>
+      </w:r>
+      <w:r>
+        <w:t>Visible</w:t>
+      </w:r>
+      <w:r>
+        <w:rPr>
+          <w:lang w:val="ru-RU"/>
+        </w:rPr>
+        <w:t>-</w:t>
+      </w:r>
+      <w:r>
+        <w:t>Infrared</w:t>
+      </w:r>
+      <w:r>
+        <w:rPr>
+          <w:lang w:val="ru-RU"/>
+        </w:rPr>
+        <w:t xml:space="preserve"> </w:t>
+      </w:r>
+      <w:r>
+        <w:t>ReID</w:t>
+      </w:r>
+      <w:r>
+        <w:rPr>
+          <w:lang w:val="ru-RU"/>
+        </w:rPr>
+        <w:t>.</w:t>
       </w:r>
     </w:p>
     <w:p>
@@ -1894,9 +4294,33 @@
           <w:ilvl w:val="0"/>
           <w:numId w:val="7"/>
         </w:numPr>
-      </w:pPr>
-      <w:r>
-        <w:t>Сформулированы критерии оценки (механизм выравнивания модальностей, Rank-1, mAP), позволяющие объективно сравнивать алгоритмы.</w:t>
+        <w:rPr>
+          <w:lang w:val="ru-RU"/>
+        </w:rPr>
+      </w:pPr>
+      <w:r>
+        <w:rPr>
+          <w:lang w:val="ru-RU"/>
+        </w:rPr>
+        <w:t xml:space="preserve">Сформулированы критерии оценки (механизм выравнивания модальностей, </w:t>
+      </w:r>
+      <w:r>
+        <w:t>Rank</w:t>
+      </w:r>
+      <w:r>
+        <w:rPr>
+          <w:lang w:val="ru-RU"/>
+        </w:rPr>
+        <w:t xml:space="preserve">-1, </w:t>
+      </w:r>
+      <w:r>
+        <w:t>mAP</w:t>
+      </w:r>
+      <w:r>
+        <w:rPr>
+          <w:lang w:val="ru-RU"/>
+        </w:rPr>
+        <w:t>), позволяющие объективно сравнивать алгоритмы.</w:t>
       </w:r>
     </w:p>
     <w:p>
@@ -1906,9 +4330,87 @@
           <w:ilvl w:val="0"/>
           <w:numId w:val="7"/>
         </w:numPr>
-      </w:pPr>
-      <w:r>
-        <w:t>На основе сравнения пяти современных аналогов (AGPI2, FSRL, CECR-Net, CSDN, MTRL) выявлено, что наиболее перспективными для практического применения являются методы, выносящие дополнительную вычислительную нагрузку, связанную с модификацией архитектуры для задачи VI-ReID, на этап обучения.</w:t>
+        <w:rPr>
+          <w:lang w:val="ru-RU"/>
+        </w:rPr>
+      </w:pPr>
+      <w:r>
+        <w:rPr>
+          <w:lang w:val="ru-RU"/>
+        </w:rPr>
+        <w:t>На основе сравнения пяти современных аналогов (</w:t>
+      </w:r>
+      <w:r>
+        <w:t>AGPI</w:t>
+      </w:r>
+      <w:r>
+        <w:rPr>
+          <w:lang w:val="ru-RU"/>
+        </w:rPr>
+        <w:t xml:space="preserve">2, </w:t>
+      </w:r>
+      <w:r>
+        <w:t>FSRL</w:t>
+      </w:r>
+      <w:r>
+        <w:rPr>
+          <w:lang w:val="ru-RU"/>
+        </w:rPr>
+        <w:t xml:space="preserve">, </w:t>
+      </w:r>
+      <w:r>
+        <w:t>CECR</w:t>
+      </w:r>
+      <w:r>
+        <w:rPr>
+          <w:lang w:val="ru-RU"/>
+        </w:rPr>
+        <w:t>-</w:t>
+      </w:r>
+      <w:r>
+        <w:t>Net</w:t>
+      </w:r>
+      <w:r>
+        <w:rPr>
+          <w:lang w:val="ru-RU"/>
+        </w:rPr>
+        <w:t xml:space="preserve">, </w:t>
+      </w:r>
+      <w:r>
+        <w:t>CSDN</w:t>
+      </w:r>
+      <w:r>
+        <w:rPr>
+          <w:lang w:val="ru-RU"/>
+        </w:rPr>
+        <w:t xml:space="preserve">, </w:t>
+      </w:r>
+      <w:r>
+        <w:t>MTRL</w:t>
+      </w:r>
+      <w:r>
+        <w:rPr>
+          <w:lang w:val="ru-RU"/>
+        </w:rPr>
+        <w:t xml:space="preserve">) выявлено, что наиболее перспективными для практического применения являются методы, выносящие дополнительную вычислительную нагрузку, связанную с модификацией архитектуры для задачи </w:t>
+      </w:r>
+      <w:r>
+        <w:t>VI</w:t>
+      </w:r>
+      <w:r>
+        <w:rPr>
+          <w:lang w:val="ru-RU"/>
+        </w:rPr>
+        <w:t>-</w:t>
+      </w:r>
+      <w:r>
+        <w:t>ReID</w:t>
+      </w:r>
+      <w:r>
+        <w:rPr>
+          <w:lang w:val="ru-RU"/>
+        </w:rPr>
+        <w:t>, на этап обучения.</w:t>
       </w:r>
     </w:p>
     <w:p>
@@ -1918,17 +4420,74 @@
           <w:ilvl w:val="0"/>
           <w:numId w:val="7"/>
         </w:numPr>
-      </w:pPr>
-      <w:r>
-        <w:t>Выбрана архитектура метода повторной идентификации на базе генеративного подхода и описана структура программного модуля, включающая детектор YOLO и модифицированный экстрактор признаков.</w:t>
+        <w:rPr>
+          <w:lang w:val="ru-RU"/>
+        </w:rPr>
+      </w:pPr>
+      <w:r>
+        <w:rPr>
+          <w:lang w:val="ru-RU"/>
+        </w:rPr>
+        <w:t xml:space="preserve">Выбрана архитектура метода повторной идентификации на базе генеративного подхода и описана структура программного модуля, включающая детектор </w:t>
+      </w:r>
+      <w:r>
+        <w:t>YOLO</w:t>
+      </w:r>
+      <w:r>
+        <w:rPr>
+          <w:lang w:val="ru-RU"/>
+        </w:rPr>
+        <w:t xml:space="preserve"> и модифицированный экстрактор признаков.</w:t>
       </w:r>
     </w:p>
     <w:p>
       <w:pPr>
         <w:pStyle w:val="FirstParagraph"/>
-      </w:pPr>
-      <w:r>
-        <w:t>Дальнейшая работа будет направлена на программную реализацию модуля re-id, обучении нейронной сети на датасете SYSU-MM01 и интеграции решения в тестовую систему видеонаблюдения для проверки показателей производительности в реальных условиях эксплуатации.</w:t>
+        <w:rPr>
+          <w:lang w:val="ru-RU"/>
+        </w:rPr>
+      </w:pPr>
+      <w:r>
+        <w:rPr>
+          <w:lang w:val="ru-RU"/>
+        </w:rPr>
+        <w:t xml:space="preserve">Дальнейшая работа будет направлена на программную реализацию модуля </w:t>
+      </w:r>
+      <w:r>
+        <w:t>re</w:t>
+      </w:r>
+      <w:r>
+        <w:rPr>
+          <w:lang w:val="ru-RU"/>
+        </w:rPr>
+        <w:t>-</w:t>
+      </w:r>
+      <w:r>
+        <w:t>id</w:t>
+      </w:r>
+      <w:r>
+        <w:rPr>
+          <w:lang w:val="ru-RU"/>
+        </w:rPr>
+        <w:t xml:space="preserve">, обучении нейронной сети на датасете </w:t>
+      </w:r>
+      <w:r>
+        <w:t>SYSU</w:t>
+      </w:r>
+      <w:r>
+        <w:rPr>
+          <w:lang w:val="ru-RU"/>
+        </w:rPr>
+        <w:t>-</w:t>
+      </w:r>
+      <w:r>
+        <w:t>MM</w:t>
+      </w:r>
+      <w:r>
+        <w:rPr>
+          <w:lang w:val="ru-RU"/>
+        </w:rPr>
+        <w:t>01 и интеграции решения в тестовую систему видеонаблюдения для проверки показателей производительности в реальных условиях эксплуатации.</w:t>
       </w:r>
     </w:p>
     <w:p>
@@ -1948,16 +4507,103 @@
           <w:ilvl w:val="0"/>
           <w:numId w:val="8"/>
         </w:numPr>
-      </w:pPr>
-      <w:r>
-        <w:t xml:space="preserve">Статья о видеоаналитике на мировом рынке. // URL: </w:t>
+        <w:rPr>
+          <w:lang w:val="ru-RU"/>
+        </w:rPr>
+      </w:pPr>
+      <w:r>
+        <w:rPr>
+          <w:lang w:val="ru-RU"/>
+        </w:rPr>
+        <w:t xml:space="preserve">Статья о видеоаналитике на мировом рынке. // </w:t>
+      </w:r>
+      <w:r>
+        <w:t>URL</w:t>
+      </w:r>
+      <w:r>
+        <w:rPr>
+          <w:lang w:val="ru-RU"/>
+        </w:rPr>
+        <w:t xml:space="preserve">: </w:t>
       </w:r>
       <w:hyperlink r:id="rId5">
         <w:r>
           <w:rPr>
             <w:rStyle w:val="af"/>
           </w:rPr>
-          <w:t>https://www.tadviser.ru/index.php/Статья:Видеоаналитика_(мировой_рынок)</w:t>
+          <w:t>https</w:t>
+        </w:r>
+        <w:r>
+          <w:rPr>
+            <w:rStyle w:val="af"/>
+            <w:lang w:val="ru-RU"/>
+          </w:rPr>
+          <w:t>://</w:t>
+        </w:r>
+        <w:r>
+          <w:rPr>
+            <w:rStyle w:val="af"/>
+          </w:rPr>
+          <w:t>www</w:t>
+        </w:r>
+        <w:r>
+          <w:rPr>
+            <w:rStyle w:val="af"/>
+            <w:lang w:val="ru-RU"/>
+          </w:rPr>
+          <w:t>.</w:t>
+        </w:r>
+        <w:r>
+          <w:rPr>
+            <w:rStyle w:val="af"/>
+          </w:rPr>
+          <w:t>tadviser</w:t>
+        </w:r>
+        <w:r>
+          <w:rPr>
+            <w:rStyle w:val="af"/>
+            <w:lang w:val="ru-RU"/>
+          </w:rPr>
+          <w:t>.</w:t>
+        </w:r>
+        <w:r>
+          <w:rPr>
+            <w:rStyle w:val="af"/>
+          </w:rPr>
+          <w:t>ru</w:t>
+        </w:r>
+        <w:r>
+          <w:rPr>
+            <w:rStyle w:val="af"/>
+            <w:lang w:val="ru-RU"/>
+          </w:rPr>
+          <w:t>/</w:t>
+        </w:r>
+        <w:r>
+          <w:rPr>
+            <w:rStyle w:val="af"/>
+          </w:rPr>
+          <w:t>index</w:t>
+        </w:r>
+        <w:r>
+          <w:rPr>
+            <w:rStyle w:val="af"/>
+            <w:lang w:val="ru-RU"/>
+          </w:rPr>
+          <w:t>.</w:t>
+        </w:r>
+        <w:r>
+          <w:rPr>
+            <w:rStyle w:val="af"/>
+          </w:rPr>
+          <w:t>php</w:t>
+        </w:r>
+        <w:r>
+          <w:rPr>
+            <w:rStyle w:val="af"/>
+            <w:lang w:val="ru-RU"/>
+          </w:rPr>
+          <w:t>/Статья:Видеоаналитика_(мировой_рынок)</w:t>
         </w:r>
       </w:hyperlink>
     </w:p>
@@ -1968,16 +4614,161 @@
           <w:ilvl w:val="0"/>
           <w:numId w:val="8"/>
         </w:numPr>
-      </w:pPr>
-      <w:r>
-        <w:t xml:space="preserve">Видеоаналитика в цифрах. // URL: </w:t>
+        <w:rPr>
+          <w:lang w:val="ru-RU"/>
+        </w:rPr>
+      </w:pPr>
+      <w:r>
+        <w:rPr>
+          <w:lang w:val="ru-RU"/>
+        </w:rPr>
+        <w:t xml:space="preserve">Видеоаналитика в цифрах. // </w:t>
+      </w:r>
+      <w:r>
+        <w:t>URL</w:t>
+      </w:r>
+      <w:r>
+        <w:rPr>
+          <w:lang w:val="ru-RU"/>
+        </w:rPr>
+        <w:t xml:space="preserve">: </w:t>
       </w:r>
       <w:hyperlink r:id="rId6" w:anchor="first">
         <w:r>
           <w:rPr>
             <w:rStyle w:val="af"/>
           </w:rPr>
-          <w:t>https://www.techportal.ru/security/video-analytics/rynok-v-tsifrakh/#first</w:t>
+          <w:t>https</w:t>
+        </w:r>
+        <w:r>
+          <w:rPr>
+            <w:rStyle w:val="af"/>
+            <w:lang w:val="ru-RU"/>
+          </w:rPr>
+          <w:t>://</w:t>
+        </w:r>
+        <w:r>
+          <w:rPr>
+            <w:rStyle w:val="af"/>
+          </w:rPr>
+          <w:t>www</w:t>
+        </w:r>
+        <w:r>
+          <w:rPr>
+            <w:rStyle w:val="af"/>
+            <w:lang w:val="ru-RU"/>
+          </w:rPr>
+          <w:t>.</w:t>
+        </w:r>
+        <w:r>
+          <w:rPr>
+            <w:rStyle w:val="af"/>
+          </w:rPr>
+          <w:t>techportal</w:t>
+        </w:r>
+        <w:r>
+          <w:rPr>
+            <w:rStyle w:val="af"/>
+            <w:lang w:val="ru-RU"/>
+          </w:rPr>
+          <w:t>.</w:t>
+        </w:r>
+        <w:r>
+          <w:rPr>
+            <w:rStyle w:val="af"/>
+          </w:rPr>
+          <w:t>ru</w:t>
+        </w:r>
+        <w:r>
+          <w:rPr>
+            <w:rStyle w:val="af"/>
+            <w:lang w:val="ru-RU"/>
+          </w:rPr>
+          <w:t>/</w:t>
+        </w:r>
+        <w:r>
+          <w:rPr>
+            <w:rStyle w:val="af"/>
+          </w:rPr>
+          <w:t>security</w:t>
+        </w:r>
+        <w:r>
+          <w:rPr>
+            <w:rStyle w:val="af"/>
+            <w:lang w:val="ru-RU"/>
+          </w:rPr>
+          <w:t>/</w:t>
+        </w:r>
+        <w:r>
+          <w:rPr>
+            <w:rStyle w:val="af"/>
+          </w:rPr>
+          <w:t>video</w:t>
+        </w:r>
+        <w:r>
+          <w:rPr>
+            <w:rStyle w:val="af"/>
+            <w:lang w:val="ru-RU"/>
+          </w:rPr>
+          <w:t>-</w:t>
+        </w:r>
+        <w:r>
+          <w:rPr>
+            <w:rStyle w:val="af"/>
+          </w:rPr>
+          <w:t>analytics</w:t>
+        </w:r>
+        <w:r>
+          <w:rPr>
+            <w:rStyle w:val="af"/>
+            <w:lang w:val="ru-RU"/>
+          </w:rPr>
+          <w:t>/</w:t>
+        </w:r>
+        <w:r>
+          <w:rPr>
+            <w:rStyle w:val="af"/>
+          </w:rPr>
+          <w:t>rynok</w:t>
+        </w:r>
+        <w:r>
+          <w:rPr>
+            <w:rStyle w:val="af"/>
+            <w:lang w:val="ru-RU"/>
+          </w:rPr>
+          <w:t>-</w:t>
+        </w:r>
+        <w:r>
+          <w:rPr>
+            <w:rStyle w:val="af"/>
+          </w:rPr>
+          <w:t>v</w:t>
+        </w:r>
+        <w:r>
+          <w:rPr>
+            <w:rStyle w:val="af"/>
+            <w:lang w:val="ru-RU"/>
+          </w:rPr>
+          <w:t>-</w:t>
+        </w:r>
+        <w:r>
+          <w:rPr>
+            <w:rStyle w:val="af"/>
+          </w:rPr>
+          <w:t>tsifrakh</w:t>
+        </w:r>
+        <w:r>
+          <w:rPr>
+            <w:rStyle w:val="af"/>
+            <w:lang w:val="ru-RU"/>
+          </w:rPr>
+          <w:t>/#</w:t>
+        </w:r>
+        <w:r>
+          <w:rPr>
+            <w:rStyle w:val="af"/>
+          </w:rPr>
+          <w:t>first</w:t>
         </w:r>
       </w:hyperlink>
     </w:p>
@@ -2110,6 +4901,7 @@
         </w:numPr>
       </w:pPr>
       <w:r>
+        <w:lastRenderedPageBreak/>
         <w:t xml:space="preserve">CLIP-Driven Semantic Discovery Network for Visible-Infrared Person Re-Identification. Xiaoyan Yu, et al. // URL: </w:t>
       </w:r>
       <w:hyperlink r:id="rId13">
@@ -2130,7 +4922,6 @@
         </w:numPr>
       </w:pPr>
       <w:r>
-        <w:lastRenderedPageBreak/>
         <w:t xml:space="preserve">Modality-Transition Representation Learning for Visible-Infrared Person Re-Identification. Chao Yuan, et al. // URL: </w:t>
       </w:r>
       <w:hyperlink r:id="rId14">
